--- a/src/Tests/Inputs/agendas-minutes/16/input.docx
+++ b/src/Tests/Inputs/agendas-minutes/16/input.docx
@@ -1,6 +1,6 @@
 
 <file path=word/document.xml><?xml version="1.0" encoding="utf-8"?>
-<w:document xmlns:wpc="http://schemas.microsoft.com/office/word/2010/wordprocessingCanvas" xmlns:cx="http://schemas.microsoft.com/office/drawing/2014/chartex" xmlns:cx1="http://schemas.microsoft.com/office/drawing/2015/9/8/chartex" xmlns:cx2="http://schemas.microsoft.com/office/drawing/2015/10/21/chartex" xmlns:cx3="http://schemas.microsoft.com/office/drawing/2016/5/9/chartex" xmlns:cx4="http://schemas.microsoft.com/office/drawing/2016/5/10/chartex" xmlns:cx5="http://schemas.microsoft.com/office/drawing/2016/5/11/chartex" xmlns:cx6="http://schemas.microsoft.com/office/drawing/2016/5/12/chartex" xmlns:cx7="http://schemas.microsoft.com/office/drawing/2016/5/13/chartex" xmlns:cx8="http://schemas.microsoft.com/office/drawing/2016/5/14/chartex" xmlns:mc="http://schemas.openxmlformats.org/markup-compatibility/2006" xmlns:aink="http://schemas.microsoft.com/office/drawing/2016/ink" xmlns:am3d="http://schemas.microsoft.com/office/drawing/2017/model3d" xmlns:o="urn:schemas-microsoft-com:office:office" xmlns:oel="http://schemas.microsoft.com/office/2019/extlst" xmlns:r="http://schemas.openxmlformats.org/officeDocument/2006/relationships" xmlns:m="http://schemas.openxmlformats.org/officeDocument/2006/math" xmlns:v="urn:schemas-microsoft-com:vml" xmlns:wp14="http://schemas.microsoft.com/office/word/2010/wordprocessingDrawing" xmlns:wp="http://schemas.openxmlformats.org/drawingml/2006/wordprocessingDrawing" xmlns:w10="urn:schemas-microsoft-com:office:word" xmlns:w="http://schemas.openxmlformats.org/wordprocessingml/2006/main" xmlns:w14="http://schemas.microsoft.com/office/word/2010/wordml" xmlns:w15="http://schemas.microsoft.com/office/word/2012/wordml" xmlns:w16cex="http://schemas.microsoft.com/office/word/2018/wordml/cex" xmlns:w16cid="http://schemas.microsoft.com/office/word/2016/wordml/cid" xmlns:w16="http://schemas.microsoft.com/office/word/2018/wordml" xmlns:w16du="http://schemas.microsoft.com/office/word/2023/wordml/word16du" xmlns:w16sdtdh="http://schemas.microsoft.com/office/word/2020/wordml/sdtdatahash" xmlns:w16se="http://schemas.microsoft.com/office/word/2015/wordml/symex" xmlns:wpg="http://schemas.microsoft.com/office/word/2010/wordprocessingGroup" xmlns:wpi="http://schemas.microsoft.com/office/word/2010/wordprocessingInk" xmlns:wne="http://schemas.microsoft.com/office/word/2006/wordml" xmlns:wps="http://schemas.microsoft.com/office/word/2010/wordprocessingShape" mc:Ignorable="w14 w15 w16se w16cid w16 w16cex w16sdtdh wp14">
+<w:document xmlns:a="http://schemas.openxmlformats.org/drawingml/2006/main" xmlns:a16="http://schemas.microsoft.com/office/drawing/2014/main" xmlns:adec="http://schemas.microsoft.com/office/drawing/2017/decorative" xmlns:pic="http://schemas.openxmlformats.org/drawingml/2006/picture" xmlns:a14="http://schemas.microsoft.com/office/drawing/2010/main" xmlns:asvg="http://schemas.microsoft.com/office/drawing/2016/SVG/main" xmlns:wpc="http://schemas.microsoft.com/office/word/2010/wordprocessingCanvas" xmlns:cx="http://schemas.microsoft.com/office/drawing/2014/chartex" xmlns:cx1="http://schemas.microsoft.com/office/drawing/2015/9/8/chartex" xmlns:cx2="http://schemas.microsoft.com/office/drawing/2015/10/21/chartex" xmlns:cx3="http://schemas.microsoft.com/office/drawing/2016/5/9/chartex" xmlns:cx4="http://schemas.microsoft.com/office/drawing/2016/5/10/chartex" xmlns:cx5="http://schemas.microsoft.com/office/drawing/2016/5/11/chartex" xmlns:cx6="http://schemas.microsoft.com/office/drawing/2016/5/12/chartex" xmlns:cx7="http://schemas.microsoft.com/office/drawing/2016/5/13/chartex" xmlns:cx8="http://schemas.microsoft.com/office/drawing/2016/5/14/chartex" xmlns:mc="http://schemas.openxmlformats.org/markup-compatibility/2006" xmlns:aink="http://schemas.microsoft.com/office/drawing/2016/ink" xmlns:am3d="http://schemas.microsoft.com/office/drawing/2017/model3d" xmlns:o="urn:schemas-microsoft-com:office:office" xmlns:oel="http://schemas.microsoft.com/office/2019/extlst" xmlns:r="http://schemas.openxmlformats.org/officeDocument/2006/relationships" xmlns:m="http://schemas.openxmlformats.org/officeDocument/2006/math" xmlns:v="urn:schemas-microsoft-com:vml" xmlns:wp14="http://schemas.microsoft.com/office/word/2010/wordprocessingDrawing" xmlns:wp="http://schemas.openxmlformats.org/drawingml/2006/wordprocessingDrawing" xmlns:w10="urn:schemas-microsoft-com:office:word" xmlns:w="http://schemas.openxmlformats.org/wordprocessingml/2006/main" xmlns:w14="http://schemas.microsoft.com/office/word/2010/wordml" xmlns:w15="http://schemas.microsoft.com/office/word/2012/wordml" xmlns:w16cex="http://schemas.microsoft.com/office/word/2018/wordml/cex" xmlns:w16cid="http://schemas.microsoft.com/office/word/2016/wordml/cid" xmlns:w16="http://schemas.microsoft.com/office/word/2018/wordml" xmlns:w16du="http://schemas.microsoft.com/office/word/2023/wordml/word16du" xmlns:w16sdtdh="http://schemas.microsoft.com/office/word/2020/wordml/sdtdatahash" xmlns:w16se="http://schemas.microsoft.com/office/word/2015/wordml/symex" xmlns:wpg="http://schemas.microsoft.com/office/word/2010/wordprocessingGroup" xmlns:wpi="http://schemas.microsoft.com/office/word/2010/wordprocessingInk" xmlns:wne="http://schemas.microsoft.com/office/word/2006/wordml" xmlns:wps="http://schemas.microsoft.com/office/word/2010/wordprocessingShape" mc:Ignorable="w14 w15 w16se w16cid w16 w16cex w16sdtdh wp14">
   <w:body>
     <w:p>
       <w:pPr>
@@ -11,7 +11,7 @@
         <mc:AlternateContent>
           <mc:Choice Requires="wpg">
             <w:drawing>
-              <wp:anchor distT="0" distB="0" distL="114300" distR="114300" simplePos="0" relativeHeight="251659264" behindDoc="1" locked="1" layoutInCell="1" allowOverlap="1" wp14:anchorId="5BF8D4F6" wp14:editId="615330B2">
+              <wp:anchor distT="0" distB="0" distL="114300" distR="114300" simplePos="0" relativeHeight="251659264" behindDoc="1" locked="1" layoutInCell="1" allowOverlap="1" wp14:editId="615330B2" wp14:anchorId="5BF8D4F6">
                 <wp:simplePos x="0" y="0"/>
                 <wp:positionH relativeFrom="column">
                   <wp:posOffset>-685800</wp:posOffset>
@@ -346,9 +346,9 @@
           </mc:Choice>
           <mc:Fallback>
             <w:pict>
-              <v:group w14:anchorId="1419ED66" id="Group 19" o:spid="_x0000_s1026" alt="&quot;&quot;" style="position:absolute;margin-left:-54pt;margin-top:0;width:612pt;height:11in;z-index:-251657216;mso-position-vertical-relative:page" coordsize="77724,100584" o:gfxdata="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">
-                <v:rect id="Rectangle 1" o:spid="_x0000_s1027" style="position:absolute;width:77724;height:100584;visibility:visible;mso-wrap-style:square;v-text-anchor:middle" o:gfxdata="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" fillcolor="#f4ecdd [3206]" stroked="f" strokeweight="1.25pt"/>
-                <v:shapetype id="_x0000_t75" coordsize="21600,21600" o:spt="75" o:preferrelative="t" path="m@4@5l@4@11@9@11@9@5xe" filled="f" stroked="f">
+              <v:group id="Group 19" style="position:absolute;margin-left:-54pt;margin-top:0;width:612pt;height:11in;z-index:-251657216;mso-position-vertical-relative:page" alt="&quot;&quot;" coordsize="77724,100584" o:spid="_x0000_s1026" o:gfxdata="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" w14:anchorId="1419ED66">
+                <v:rect id="Rectangle 1" style="position:absolute;width:77724;height:100584;visibility:visible;mso-wrap-style:square;v-text-anchor:middle" o:spid="_x0000_s1027" fillcolor="#f4ecdd [3206]" stroked="f" strokeweight="1.25pt" o:gfxdata="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"/>
+                <v:shapetype id="_x0000_t75" coordsize="21600,21600" filled="f" stroked="f" o:spt="75" o:preferrelative="t" path="m@4@5l@4@11@9@11@9@5xe">
                   <v:stroke joinstyle="miter"/>
                   <v:formulas>
                     <v:f eqn="if lineDrawn pixelLineWidth 0"/>
@@ -364,23 +364,23 @@
                     <v:f eqn="prod @7 21600 pixelHeight"/>
                     <v:f eqn="sum @10 21600 0"/>
                   </v:formulas>
-                  <v:path o:extrusionok="f" gradientshapeok="t" o:connecttype="rect"/>
+                  <v:path gradientshapeok="t" o:connecttype="rect" o:extrusionok="f"/>
                   <o:lock v:ext="edit" aspectratio="t"/>
                 </v:shapetype>
-                <v:shape id="Graphic 16" o:spid="_x0000_s1028" type="#_x0000_t75" style="position:absolute;width:23352;height:24679;visibility:visible;mso-wrap-style:square" coordsize="2335212,2467927" o:gfxdata="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" path="m,l2335212,r,2467927l,2467927,,xe">
-                  <v:imagedata r:id="rId11" o:title="" croptop="4235f" cropleft="556f"/>
+                <v:shape id="Graphic 16" style="position:absolute;width:23352;height:24679;visibility:visible;mso-wrap-style:square" coordsize="2335212,2467927" o:spid="_x0000_s1028" type="#_x0000_t75" path="m,l2335212,r,2467927l,2467927,,xe" o:gfxdata="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">
+                  <v:imagedata cropleft="556f" croptop="4235f" o:title="" r:id="rId11"/>
                   <v:formulas/>
-                  <v:path o:extrusionok="t" o:connecttype="custom" o:connectlocs="0,0;2335212,0;2335212,2467927;0,2467927" o:connectangles="0,0,0,0"/>
+                  <v:path o:connecttype="custom" o:connectlocs="0,0;2335212,0;2335212,2467927;0,2467927" o:connectangles="0,0,0,0" o:extrusionok="t"/>
                 </v:shape>
-                <v:shape id="Graphic 12" o:spid="_x0000_s1029" type="#_x0000_t75" style="position:absolute;left:54708;width:23016;height:24679;visibility:visible;mso-wrap-style:square" coordsize="2301557,2467927" o:gfxdata="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" path="m,l2301557,r,2467927l,2467927,,xe">
-                  <v:imagedata r:id="rId12" o:title="" croptop="19931f" cropright="15125f"/>
+                <v:shape id="Graphic 12" style="position:absolute;left:54708;width:23016;height:24679;visibility:visible;mso-wrap-style:square" coordsize="2301557,2467927" o:spid="_x0000_s1029" type="#_x0000_t75" path="m,l2301557,r,2467927l,2467927,,xe" o:gfxdata="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">
+                  <v:imagedata croptop="19931f" cropright="15125f" o:title="" r:id="rId12"/>
                   <v:formulas/>
-                  <v:path o:extrusionok="t" o:connecttype="custom" o:connectlocs="0,0;2301557,0;2301557,2467927;0,2467927" o:connectangles="0,0,0,0"/>
+                  <v:path o:connecttype="custom" o:connectlocs="0,0;2301557,0;2301557,2467927;0,2467927" o:connectangles="0,0,0,0" o:extrusionok="t"/>
                 </v:shape>
-                <v:shape id="Graphic 18" o:spid="_x0000_s1030" type="#_x0000_t75" style="position:absolute;left:50307;top:77974;width:23553;height:22610;visibility:visible;mso-wrap-style:square" coordsize="2355215,2260918" o:gfxdata="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" path="m,l2355215,r,2260918l,2260918,,xe">
-                  <v:imagedata r:id="rId11" o:title="" cropbottom="9377f"/>
+                <v:shape id="Graphic 18" style="position:absolute;left:50307;top:77974;width:23553;height:22610;visibility:visible;mso-wrap-style:square" coordsize="2355215,2260918" o:spid="_x0000_s1030" type="#_x0000_t75" path="m,l2355215,r,2260918l,2260918,,xe" o:gfxdata="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">
+                  <v:imagedata cropbottom="9377f" o:title="" r:id="rId11"/>
                   <v:formulas/>
-                  <v:path o:extrusionok="t" o:connecttype="custom" o:connectlocs="0,0;2355215,0;2355215,2260918;0,2260918" o:connectangles="0,0,0,0"/>
+                  <v:path o:connecttype="custom" o:connectlocs="0,0;2355215,0;2355215,2260918;0,2260918" o:connectangles="0,0,0,0" o:extrusionok="t"/>
                 </v:shape>
                 <w10:wrap anchory="page"/>
                 <w10:anchorlock/>
@@ -500,7 +500,7 @@
           <w:tcPr>
             <w:tcW w:w="5070" w:type="dxa"/>
             <w:tcBorders>
-              <w:bottom w:val="single" w:sz="4" w:space="0" w:color="887A5F" w:themeColor="accent6"/>
+              <w:bottom w:val="single" w:color="887A5F" w:themeColor="accent6" w:sz="4" w:space="0"/>
             </w:tcBorders>
             <w:noWrap/>
             <w:vAlign w:val="center"/>
@@ -541,7 +541,7 @@
           <w:tcPr>
             <w:tcW w:w="5071" w:type="dxa"/>
             <w:tcBorders>
-              <w:bottom w:val="single" w:sz="4" w:space="0" w:color="887A5F" w:themeColor="accent6"/>
+              <w:bottom w:val="single" w:color="887A5F" w:themeColor="accent6" w:sz="4" w:space="0"/>
             </w:tcBorders>
             <w:noWrap/>
             <w:vAlign w:val="center"/>
@@ -589,8 +589,8 @@
           <w:tcPr>
             <w:tcW w:w="5070" w:type="dxa"/>
             <w:tcBorders>
-              <w:top w:val="single" w:sz="4" w:space="0" w:color="887A5F" w:themeColor="accent6"/>
-              <w:bottom w:val="single" w:sz="4" w:space="0" w:color="887A5F" w:themeColor="accent6"/>
+              <w:top w:val="single" w:color="887A5F" w:themeColor="accent6" w:sz="4" w:space="0"/>
+              <w:bottom w:val="single" w:color="887A5F" w:themeColor="accent6" w:sz="4" w:space="0"/>
             </w:tcBorders>
             <w:noWrap/>
             <w:vAlign w:val="center"/>
@@ -631,8 +631,8 @@
           <w:tcPr>
             <w:tcW w:w="5071" w:type="dxa"/>
             <w:tcBorders>
-              <w:top w:val="single" w:sz="4" w:space="0" w:color="887A5F" w:themeColor="accent6"/>
-              <w:bottom w:val="single" w:sz="4" w:space="0" w:color="887A5F" w:themeColor="accent6"/>
+              <w:top w:val="single" w:color="887A5F" w:themeColor="accent6" w:sz="4" w:space="0"/>
+              <w:bottom w:val="single" w:color="887A5F" w:themeColor="accent6" w:sz="4" w:space="0"/>
             </w:tcBorders>
             <w:noWrap/>
             <w:vAlign w:val="center"/>
@@ -680,8 +680,8 @@
           <w:tcPr>
             <w:tcW w:w="5070" w:type="dxa"/>
             <w:tcBorders>
-              <w:top w:val="single" w:sz="4" w:space="0" w:color="887A5F" w:themeColor="accent6"/>
-              <w:bottom w:val="single" w:sz="4" w:space="0" w:color="887A5F" w:themeColor="accent6"/>
+              <w:top w:val="single" w:color="887A5F" w:themeColor="accent6" w:sz="4" w:space="0"/>
+              <w:bottom w:val="single" w:color="887A5F" w:themeColor="accent6" w:sz="4" w:space="0"/>
             </w:tcBorders>
             <w:noWrap/>
             <w:vAlign w:val="center"/>
@@ -722,8 +722,8 @@
           <w:tcPr>
             <w:tcW w:w="5071" w:type="dxa"/>
             <w:tcBorders>
-              <w:top w:val="single" w:sz="4" w:space="0" w:color="887A5F" w:themeColor="accent6"/>
-              <w:bottom w:val="single" w:sz="4" w:space="0" w:color="887A5F" w:themeColor="accent6"/>
+              <w:top w:val="single" w:color="887A5F" w:themeColor="accent6" w:sz="4" w:space="0"/>
+              <w:bottom w:val="single" w:color="887A5F" w:themeColor="accent6" w:sz="4" w:space="0"/>
             </w:tcBorders>
             <w:noWrap/>
             <w:vAlign w:val="center"/>

--- a/src/Tests/Inputs/agendas-minutes/16/input.docx
+++ b/src/Tests/Inputs/agendas-minutes/16/input.docx
@@ -27637,1844 +27637,6 @@
 </w:styles>
 </file>
 
-<file path=word/glossary/document.xml><?xml version="1.0" encoding="utf-8"?>
-<w:glossaryDocument xmlns:wpc="http://schemas.microsoft.com/office/word/2010/wordprocessingCanvas" xmlns:cx="http://schemas.microsoft.com/office/drawing/2014/chartex" xmlns:cx1="http://schemas.microsoft.com/office/drawing/2015/9/8/chartex" xmlns:cx2="http://schemas.microsoft.com/office/drawing/2015/10/21/chartex" xmlns:cx3="http://schemas.microsoft.com/office/drawing/2016/5/9/chartex" xmlns:cx4="http://schemas.microsoft.com/office/drawing/2016/5/10/chartex" xmlns:cx5="http://schemas.microsoft.com/office/drawing/2016/5/11/chartex" xmlns:cx6="http://schemas.microsoft.com/office/drawing/2016/5/12/chartex" xmlns:cx7="http://schemas.microsoft.com/office/drawing/2016/5/13/chartex" xmlns:cx8="http://schemas.microsoft.com/office/drawing/2016/5/14/chartex" xmlns:mc="http://schemas.openxmlformats.org/markup-compatibility/2006" xmlns:aink="http://schemas.microsoft.com/office/drawing/2016/ink" xmlns:am3d="http://schemas.microsoft.com/office/drawing/2017/model3d" xmlns:o="urn:schemas-microsoft-com:office:office" xmlns:oel="http://schemas.microsoft.com/office/2019/extlst" xmlns:r="http://schemas.openxmlformats.org/officeDocument/2006/relationships" xmlns:m="http://schemas.openxmlformats.org/officeDocument/2006/math" xmlns:v="urn:schemas-microsoft-com:vml" xmlns:wp14="http://schemas.microsoft.com/office/word/2010/wordprocessingDrawing" xmlns:wp="http://schemas.openxmlformats.org/drawingml/2006/wordprocessingDrawing" xmlns:w10="urn:schemas-microsoft-com:office:word" xmlns:w="http://schemas.openxmlformats.org/wordprocessingml/2006/main" xmlns:w14="http://schemas.microsoft.com/office/word/2010/wordml" xmlns:w15="http://schemas.microsoft.com/office/word/2012/wordml" xmlns:w16cex="http://schemas.microsoft.com/office/word/2018/wordml/cex" xmlns:w16cid="http://schemas.microsoft.com/office/word/2016/wordml/cid" xmlns:w16="http://schemas.microsoft.com/office/word/2018/wordml" xmlns:w16du="http://schemas.microsoft.com/office/word/2023/wordml/word16du" xmlns:w16sdtdh="http://schemas.microsoft.com/office/word/2020/wordml/sdtdatahash" xmlns:w16se="http://schemas.microsoft.com/office/word/2015/wordml/symex" xmlns:wpg="http://schemas.microsoft.com/office/word/2010/wordprocessingGroup" xmlns:wpi="http://schemas.microsoft.com/office/word/2010/wordprocessingInk" xmlns:wne="http://schemas.microsoft.com/office/word/2006/wordml" xmlns:wps="http://schemas.microsoft.com/office/word/2010/wordprocessingShape" mc:Ignorable="w14 w15 w16se w16cid w16 w16cex w16sdtdh wp14">
-  <w:docParts>
-    <w:docPart>
-      <w:docPartPr>
-        <w:name w:val="6A9AD5E77D7ADE45830DD3E61AA58234"/>
-        <w:category>
-          <w:name w:val="General"/>
-          <w:gallery w:val="placeholder"/>
-        </w:category>
-        <w:types>
-          <w:type w:val="bbPlcHdr"/>
-        </w:types>
-        <w:behaviors>
-          <w:behavior w:val="content"/>
-        </w:behaviors>
-        <w:guid w:val="{2D86E1BD-7B3A-F049-9AEB-9FAF364A1ECF}"/>
-      </w:docPartPr>
-      <w:docPartBody>
-        <w:p>
-          <w:pPr>
-            <w:pStyle w:val="6A9AD5E77D7ADE45830DD3E61AA58234"/>
-          </w:pPr>
-          <w:r>
-            <w:t>The minutes were read from the August meeting and approved.</w:t>
-          </w:r>
-        </w:p>
-      </w:docPartBody>
-    </w:docPart>
-    <w:docPart>
-      <w:docPartPr>
-        <w:name w:val="DD3B78BE6C8F2B49BFE1EFF3F02A1682"/>
-        <w:category>
-          <w:name w:val="General"/>
-          <w:gallery w:val="placeholder"/>
-        </w:category>
-        <w:types>
-          <w:type w:val="bbPlcHdr"/>
-        </w:types>
-        <w:behaviors>
-          <w:behavior w:val="content"/>
-        </w:behaviors>
-        <w:guid w:val="{7DFA7D8B-7BBC-6844-80ED-032DD5CE2E29}"/>
-      </w:docPartPr>
-      <w:docPartBody>
-        <w:p>
-          <w:pPr>
-            <w:pStyle w:val="DD3B78BE6C8F2B49BFE1EFF3F02A1682"/>
-          </w:pPr>
-          <w:r>
-            <w:t>Board</w:t>
-          </w:r>
-        </w:p>
-      </w:docPartBody>
-    </w:docPart>
-    <w:docPart>
-      <w:docPartPr>
-        <w:name w:val="43248279AC93614884300001716FC803"/>
-        <w:category>
-          <w:name w:val="General"/>
-          <w:gallery w:val="placeholder"/>
-        </w:category>
-        <w:types>
-          <w:type w:val="bbPlcHdr"/>
-        </w:types>
-        <w:behaviors>
-          <w:behavior w:val="content"/>
-        </w:behaviors>
-        <w:guid w:val="{585C4DDF-66F5-9249-9E08-B73C194FB859}"/>
-      </w:docPartPr>
-      <w:docPartBody>
-        <w:p>
-          <w:pPr>
-            <w:pStyle w:val="43248279AC93614884300001716FC803"/>
-          </w:pPr>
-          <w:r>
-            <w:t>Announcements</w:t>
-          </w:r>
-        </w:p>
-      </w:docPartBody>
-    </w:docPart>
-    <w:docPart>
-      <w:docPartPr>
-        <w:name w:val="2FF7E7F43D6A482A9F55B58080868454"/>
-        <w:category>
-          <w:name w:val="General"/>
-          <w:gallery w:val="placeholder"/>
-        </w:category>
-        <w:types>
-          <w:type w:val="bbPlcHdr"/>
-        </w:types>
-        <w:behaviors>
-          <w:behavior w:val="content"/>
-        </w:behaviors>
-        <w:guid w:val="{BF5590AD-D7B1-496B-8E18-027FEE1FAD5C}"/>
-      </w:docPartPr>
-      <w:docPartBody>
-        <w:p>
-          <w:pPr>
-            <w:pStyle w:val="2FF7E7F43D6A482A9F55B58080868454"/>
-          </w:pPr>
-          <w:r>
-            <w:t>In attendance</w:t>
-          </w:r>
-        </w:p>
-      </w:docPartBody>
-    </w:docPart>
-    <w:docPart>
-      <w:docPartPr>
-        <w:name w:val="ACC023D040C349CD8286B31134247F0B"/>
-        <w:category>
-          <w:name w:val="General"/>
-          <w:gallery w:val="placeholder"/>
-        </w:category>
-        <w:types>
-          <w:type w:val="bbPlcHdr"/>
-        </w:types>
-        <w:behaviors>
-          <w:behavior w:val="content"/>
-        </w:behaviors>
-        <w:guid w:val="{B30BB5B3-9695-4E2F-AE35-34F3C85F12FF}"/>
-      </w:docPartPr>
-      <w:docPartBody>
-        <w:p>
-          <w:pPr>
-            <w:pStyle w:val="ACC023D040C349CD8286B31134247F0B"/>
-          </w:pPr>
-          <w:r>
-            <w:t>Gael Torres</w:t>
-          </w:r>
-          <w:r>
-            <w:t xml:space="preserve">, Jeff Hay, </w:t>
-          </w:r>
-          <w:r>
-            <w:t>Carlota Melgar</w:t>
-          </w:r>
-          <w:r>
-            <w:t xml:space="preserve">, </w:t>
-          </w:r>
-          <w:r>
-            <w:t>Diego Sagese</w:t>
-          </w:r>
-          <w:r>
-            <w:t xml:space="preserve">, </w:t>
-          </w:r>
-          <w:r>
-            <w:t>Chanchal Sharma</w:t>
-          </w:r>
-          <w:r>
-            <w:t xml:space="preserve">, </w:t>
-          </w:r>
-          <w:r>
-            <w:t>Anita Rajput</w:t>
-          </w:r>
-          <w:r>
-            <w:t xml:space="preserve">, </w:t>
-          </w:r>
-          <w:r>
-            <w:t>Benito Dellucci</w:t>
-          </w:r>
-        </w:p>
-      </w:docPartBody>
-    </w:docPart>
-    <w:docPart>
-      <w:docPartPr>
-        <w:name w:val="DF1613FF6D854A24A6B0CC15BBF38F91"/>
-        <w:category>
-          <w:name w:val="General"/>
-          <w:gallery w:val="placeholder"/>
-        </w:category>
-        <w:types>
-          <w:type w:val="bbPlcHdr"/>
-        </w:types>
-        <w:behaviors>
-          <w:behavior w:val="content"/>
-        </w:behaviors>
-        <w:guid w:val="{53A1D83C-8B9A-4428-96AC-DD1AA4351E4E}"/>
-      </w:docPartPr>
-      <w:docPartBody>
-        <w:p>
-          <w:pPr>
-            <w:pStyle w:val="DF1613FF6D854A24A6B0CC15BBF38F91"/>
-          </w:pPr>
-          <w:r>
-            <w:t>Approval of minutes</w:t>
-          </w:r>
-        </w:p>
-      </w:docPartBody>
-    </w:docPart>
-    <w:docPart>
-      <w:docPartPr>
-        <w:name w:val="3B618578C789424C9835CE5C1F2F5A3B"/>
-        <w:category>
-          <w:name w:val="General"/>
-          <w:gallery w:val="placeholder"/>
-        </w:category>
-        <w:types>
-          <w:type w:val="bbPlcHdr"/>
-        </w:types>
-        <w:behaviors>
-          <w:behavior w:val="content"/>
-        </w:behaviors>
-        <w:guid w:val="{0C0B3B02-53C7-4EF6-A0E9-4EBF43F9932E}"/>
-      </w:docPartPr>
-      <w:docPartBody>
-        <w:p>
-          <w:pPr>
-            <w:pStyle w:val="3B618578C789424C9835CE5C1F2F5A3B"/>
-          </w:pPr>
-          <w:r>
-            <w:t xml:space="preserve">Carlota Melgar was nominated as the new </w:t>
-          </w:r>
-          <w:r>
-            <w:t>s</w:t>
-          </w:r>
-          <w:r>
-            <w:t>ecretary.</w:t>
-          </w:r>
-          <w:r>
-            <w:t xml:space="preserve"> </w:t>
-          </w:r>
-          <w:r>
-            <w:t xml:space="preserve">A motion to elect </w:t>
-          </w:r>
-          <w:r>
-            <w:t>Carlota</w:t>
-          </w:r>
-          <w:r>
-            <w:t xml:space="preserve"> was made by </w:t>
-          </w:r>
-          <w:r>
-            <w:t>Jeff Hay</w:t>
-          </w:r>
-          <w:r>
-            <w:t xml:space="preserve"> and seconded by </w:t>
-          </w:r>
-          <w:r>
-            <w:t>Gael Torres</w:t>
-          </w:r>
-          <w:r>
-            <w:t xml:space="preserve">. All present voted in favor, and </w:t>
-          </w:r>
-          <w:r>
-            <w:t>Carlota</w:t>
-          </w:r>
-          <w:r>
-            <w:t xml:space="preserve"> was confirmed as the new </w:t>
-          </w:r>
-          <w:r>
-            <w:t>s</w:t>
-          </w:r>
-          <w:r>
-            <w:t>ecretary.</w:t>
-          </w:r>
-        </w:p>
-      </w:docPartBody>
-    </w:docPart>
-    <w:docPart>
-      <w:docPartPr>
-        <w:name w:val="BBFE1453206E4AF8A6AC7F9D30614BB8"/>
-        <w:category>
-          <w:name w:val="General"/>
-          <w:gallery w:val="placeholder"/>
-        </w:category>
-        <w:types>
-          <w:type w:val="bbPlcHdr"/>
-        </w:types>
-        <w:behaviors>
-          <w:behavior w:val="content"/>
-        </w:behaviors>
-        <w:guid w:val="{BCA03227-BA8B-4522-92C1-5F8AC6A27423}"/>
-      </w:docPartPr>
-      <w:docPartBody>
-        <w:p>
-          <w:pPr>
-            <w:pStyle w:val="BBFE1453206E4AF8A6AC7F9D30614BB8"/>
-          </w:pPr>
-          <w:r>
-            <w:t>reports</w:t>
-          </w:r>
-        </w:p>
-      </w:docPartBody>
-    </w:docPart>
-    <w:docPart>
-      <w:docPartPr>
-        <w:name w:val="5D048A01C76A4FFB944095D6D2FE6003"/>
-        <w:category>
-          <w:name w:val="General"/>
-          <w:gallery w:val="placeholder"/>
-        </w:category>
-        <w:types>
-          <w:type w:val="bbPlcHdr"/>
-        </w:types>
-        <w:behaviors>
-          <w:behavior w:val="content"/>
-        </w:behaviors>
-        <w:guid w:val="{6C2997E5-270E-477D-9A3D-8414F998F2FB}"/>
-      </w:docPartPr>
-      <w:docPartBody>
-        <w:p>
-          <w:pPr>
-            <w:pStyle w:val="5D048A01C76A4FFB944095D6D2FE6003"/>
-          </w:pPr>
-          <w:r>
-            <w:t>Pr</w:t>
-          </w:r>
-          <w:r>
-            <w:t>esident</w:t>
-          </w:r>
-          <w:r>
-            <w:t xml:space="preserve"> Jeff Hay presented his report.</w:t>
-          </w:r>
-        </w:p>
-      </w:docPartBody>
-    </w:docPart>
-    <w:docPart>
-      <w:docPartPr>
-        <w:name w:val="AFB1E7A9D1A2492DBDEC616DD7253715"/>
-        <w:category>
-          <w:name w:val="General"/>
-          <w:gallery w:val="placeholder"/>
-        </w:category>
-        <w:types>
-          <w:type w:val="bbPlcHdr"/>
-        </w:types>
-        <w:behaviors>
-          <w:behavior w:val="content"/>
-        </w:behaviors>
-        <w:guid w:val="{0AEAA7C9-4252-4B72-B19A-ADCDBD2222BE}"/>
-      </w:docPartPr>
-      <w:docPartBody>
-        <w:p>
-          <w:pPr>
-            <w:pStyle w:val="AFB1E7A9D1A2492DBDEC616DD7253715"/>
-          </w:pPr>
-          <w:r>
-            <w:t>New business</w:t>
-          </w:r>
-          <w:r>
-            <w:t>.</w:t>
-          </w:r>
-        </w:p>
-      </w:docPartBody>
-    </w:docPart>
-    <w:docPart>
-      <w:docPartPr>
-        <w:name w:val="A18A3D4D43314211B9DCBABB702AD362"/>
-        <w:category>
-          <w:name w:val="General"/>
-          <w:gallery w:val="placeholder"/>
-        </w:category>
-        <w:types>
-          <w:type w:val="bbPlcHdr"/>
-        </w:types>
-        <w:behaviors>
-          <w:behavior w:val="content"/>
-        </w:behaviors>
-        <w:guid w:val="{9D3683B9-A19F-41F0-91C8-6E0B6ABC4E32}"/>
-      </w:docPartPr>
-      <w:docPartBody>
-        <w:p>
-          <w:pPr>
-            <w:pStyle w:val="ListBullet"/>
-            <w:numPr>
-              <w:ilvl w:val="0"/>
-              <w:numId w:val="2"/>
-            </w:numPr>
-          </w:pPr>
-          <w:r>
-            <w:t>Review of upcoming fiscal year</w:t>
-          </w:r>
-        </w:p>
-        <w:p>
-          <w:pPr>
-            <w:pStyle w:val="ListBullet"/>
-            <w:numPr>
-              <w:ilvl w:val="0"/>
-              <w:numId w:val="2"/>
-            </w:numPr>
-          </w:pPr>
-          <w:r>
-            <w:t>Employee education programs – trainings &amp; opportunities</w:t>
-          </w:r>
-        </w:p>
-        <w:p>
-          <w:pPr>
-            <w:pStyle w:val="A18A3D4D43314211B9DCBABB702AD362"/>
-          </w:pPr>
-          <w:r>
-            <w:t>Patent application process – in progress</w:t>
-          </w:r>
-        </w:p>
-      </w:docPartBody>
-    </w:docPart>
-    <w:docPart>
-      <w:docPartPr>
-        <w:name w:val="B91D16E5340A48C6AFFED1C587BC2E28"/>
-        <w:category>
-          <w:name w:val="General"/>
-          <w:gallery w:val="placeholder"/>
-        </w:category>
-        <w:types>
-          <w:type w:val="bbPlcHdr"/>
-        </w:types>
-        <w:behaviors>
-          <w:behavior w:val="content"/>
-        </w:behaviors>
-        <w:guid w:val="{AF38A4EB-390D-433E-B6D8-A2563CC8973F}"/>
-      </w:docPartPr>
-      <w:docPartBody>
-        <w:p>
-          <w:pPr>
-            <w:pStyle w:val="B91D16E5340A48C6AFFED1C587BC2E28"/>
-          </w:pPr>
-          <w:r>
-            <w:t>Date and venue for the company holiday party have been confirmed. More details coming soon.</w:t>
-          </w:r>
-        </w:p>
-      </w:docPartBody>
-    </w:docPart>
-    <w:docPart>
-      <w:docPartPr>
-        <w:name w:val="59E5D7CF6C2D4295A665DB2418D2EB51"/>
-        <w:category>
-          <w:name w:val="General"/>
-          <w:gallery w:val="placeholder"/>
-        </w:category>
-        <w:types>
-          <w:type w:val="bbPlcHdr"/>
-        </w:types>
-        <w:behaviors>
-          <w:behavior w:val="content"/>
-        </w:behaviors>
-        <w:guid w:val="{AABF4145-0082-4CF1-AF07-102F9C556501}"/>
-      </w:docPartPr>
-      <w:docPartBody>
-        <w:p>
-          <w:pPr>
-            <w:pStyle w:val="59E5D7CF6C2D4295A665DB2418D2EB51"/>
-          </w:pPr>
-          <w:r>
-            <w:t>Next meeting</w:t>
-          </w:r>
-        </w:p>
-      </w:docPartBody>
-    </w:docPart>
-    <w:docPart>
-      <w:docPartPr>
-        <w:name w:val="F551450F79CA40F8968A5A8C6A70B886"/>
-        <w:category>
-          <w:name w:val="General"/>
-          <w:gallery w:val="placeholder"/>
-        </w:category>
-        <w:types>
-          <w:type w:val="bbPlcHdr"/>
-        </w:types>
-        <w:behaviors>
-          <w:behavior w:val="content"/>
-        </w:behaviors>
-        <w:guid w:val="{B8D68BD0-AE3E-4676-85F3-1B6DF0DF4FB7}"/>
-      </w:docPartPr>
-      <w:docPartBody>
-        <w:p>
-          <w:pPr>
-            <w:pStyle w:val="F551450F79CA40F8968A5A8C6A70B8861"/>
-          </w:pPr>
-          <w:r>
-            <w:t>October 28</w:t>
-          </w:r>
-          <w:r>
-            <w:rPr>
-              <w:vertAlign w:val="superscript"/>
-            </w:rPr>
-            <w:t>th</w:t>
-          </w:r>
-          <w:r>
-            <w:t>, conference room A</w:t>
-          </w:r>
-        </w:p>
-      </w:docPartBody>
-    </w:docPart>
-    <w:docPart>
-      <w:docPartPr>
-        <w:name w:val="BEAC9F07CE1E477283BD9D9D64E6895E"/>
-        <w:category>
-          <w:name w:val="General"/>
-          <w:gallery w:val="placeholder"/>
-        </w:category>
-        <w:types>
-          <w:type w:val="bbPlcHdr"/>
-        </w:types>
-        <w:behaviors>
-          <w:behavior w:val="content"/>
-        </w:behaviors>
-        <w:guid w:val="{699A525B-B122-409A-8E21-48F56FDEB4D6}"/>
-      </w:docPartPr>
-      <w:docPartBody>
-        <w:p>
-          <w:pPr>
-            <w:pStyle w:val="BEAC9F07CE1E477283BD9D9D64E6895E"/>
-          </w:pPr>
-          <w:r>
-            <w:rPr>
-              <w14:textOutline w14:w="9525" w14:cap="rnd" w14:cmpd="sng" w14:algn="ctr">
-                <w14:noFill/>
-                <w14:prstDash w14:val="solid"/>
-                <w14:bevel/>
-              </w14:textOutline>
-            </w:rPr>
-            <w:t>Minutes</w:t>
-          </w:r>
-        </w:p>
-      </w:docPartBody>
-    </w:docPart>
-    <w:docPart>
-      <w:docPartPr>
-        <w:name w:val="8F647F77CE6D4BD6B1E320F65DB80929"/>
-        <w:category>
-          <w:name w:val="General"/>
-          <w:gallery w:val="placeholder"/>
-        </w:category>
-        <w:types>
-          <w:type w:val="bbPlcHdr"/>
-        </w:types>
-        <w:behaviors>
-          <w:behavior w:val="content"/>
-        </w:behaviors>
-        <w:guid w:val="{6FB0D982-344F-4A09-B305-3D789EA9B2D1}"/>
-      </w:docPartPr>
-      <w:docPartBody>
-        <w:p>
-          <w:pPr>
-            <w:pStyle w:val="8F647F77CE6D4BD6B1E320F65DB80929"/>
-          </w:pPr>
-          <w:r>
-            <w:t>Board meeting</w:t>
-          </w:r>
-        </w:p>
-      </w:docPartBody>
-    </w:docPart>
-    <w:docPart>
-      <w:docPartPr>
-        <w:name w:val="F39B0B9735C741F4BBF33571BC2781E2"/>
-        <w:category>
-          <w:name w:val="General"/>
-          <w:gallery w:val="placeholder"/>
-        </w:category>
-        <w:types>
-          <w:type w:val="bbPlcHdr"/>
-        </w:types>
-        <w:behaviors>
-          <w:behavior w:val="content"/>
-        </w:behaviors>
-        <w:guid w:val="{003B827F-CAC9-454D-A692-B6E32B6926F8}"/>
-      </w:docPartPr>
-      <w:docPartBody>
-        <w:p>
-          <w:pPr>
-            <w:pStyle w:val="F39B0B9735C741F4BBF33571BC2781E2"/>
-          </w:pPr>
-          <w:r>
-            <w:t>Date</w:t>
-          </w:r>
-        </w:p>
-      </w:docPartBody>
-    </w:docPart>
-    <w:docPart>
-      <w:docPartPr>
-        <w:name w:val="0E0CB190764A491690CD19E09DB8EFC1"/>
-        <w:category>
-          <w:name w:val="General"/>
-          <w:gallery w:val="placeholder"/>
-        </w:category>
-        <w:types>
-          <w:type w:val="bbPlcHdr"/>
-        </w:types>
-        <w:behaviors>
-          <w:behavior w:val="content"/>
-        </w:behaviors>
-        <w:guid w:val="{6F97603F-C053-4E77-9800-D6FEC4464661}"/>
-      </w:docPartPr>
-      <w:docPartBody>
-        <w:p>
-          <w:pPr>
-            <w:pStyle w:val="0E0CB190764A491690CD19E09DB8EFC1"/>
-          </w:pPr>
-          <w:r>
-            <w:rPr>
-              <w:sz w:val="20"/>
-              <w:szCs w:val="20"/>
-            </w:rPr>
-            <w:t>September 30th</w:t>
-          </w:r>
-        </w:p>
-      </w:docPartBody>
-    </w:docPart>
-    <w:docPart>
-      <w:docPartPr>
-        <w:name w:val="5FBB06E678D54653B6F2247C2B4E0804"/>
-        <w:category>
-          <w:name w:val="General"/>
-          <w:gallery w:val="placeholder"/>
-        </w:category>
-        <w:types>
-          <w:type w:val="bbPlcHdr"/>
-        </w:types>
-        <w:behaviors>
-          <w:behavior w:val="content"/>
-        </w:behaviors>
-        <w:guid w:val="{68025A48-C06E-4EDB-8423-25364476F9A8}"/>
-      </w:docPartPr>
-      <w:docPartBody>
-        <w:p>
-          <w:pPr>
-            <w:pStyle w:val="5FBB06E678D54653B6F2247C2B4E0804"/>
-          </w:pPr>
-          <w:r>
-            <w:t>Time</w:t>
-          </w:r>
-        </w:p>
-      </w:docPartBody>
-    </w:docPart>
-    <w:docPart>
-      <w:docPartPr>
-        <w:name w:val="95CE5F494C694725B6124712AEBD440D"/>
-        <w:category>
-          <w:name w:val="General"/>
-          <w:gallery w:val="placeholder"/>
-        </w:category>
-        <w:types>
-          <w:type w:val="bbPlcHdr"/>
-        </w:types>
-        <w:behaviors>
-          <w:behavior w:val="content"/>
-        </w:behaviors>
-        <w:guid w:val="{0805D0D1-1B6F-4BAB-9193-7923D5DF02EE}"/>
-      </w:docPartPr>
-      <w:docPartBody>
-        <w:p>
-          <w:pPr>
-            <w:pStyle w:val="95CE5F494C694725B6124712AEBD440D"/>
-          </w:pPr>
-          <w:r>
-            <w:rPr>
-              <w:sz w:val="20"/>
-              <w:szCs w:val="20"/>
-            </w:rPr>
-            <w:t>10:00 AM</w:t>
-          </w:r>
-        </w:p>
-      </w:docPartBody>
-    </w:docPart>
-    <w:docPart>
-      <w:docPartPr>
-        <w:name w:val="C43DA7F8C4FE477FB843308457BBD65D"/>
-        <w:category>
-          <w:name w:val="General"/>
-          <w:gallery w:val="placeholder"/>
-        </w:category>
-        <w:types>
-          <w:type w:val="bbPlcHdr"/>
-        </w:types>
-        <w:behaviors>
-          <w:behavior w:val="content"/>
-        </w:behaviors>
-        <w:guid w:val="{F7E626E6-EB14-47E8-8CEE-CD9422EA3F0C}"/>
-      </w:docPartPr>
-      <w:docPartBody>
-        <w:p>
-          <w:pPr>
-            <w:pStyle w:val="C43DA7F8C4FE477FB843308457BBD65D"/>
-          </w:pPr>
-          <w:r>
-            <w:t>Meeting called to order by</w:t>
-          </w:r>
-        </w:p>
-      </w:docPartBody>
-    </w:docPart>
-    <w:docPart>
-      <w:docPartPr>
-        <w:name w:val="F7DEB40A20924CA9862FE84DA3EECFFA"/>
-        <w:category>
-          <w:name w:val="General"/>
-          <w:gallery w:val="placeholder"/>
-        </w:category>
-        <w:types>
-          <w:type w:val="bbPlcHdr"/>
-        </w:types>
-        <w:behaviors>
-          <w:behavior w:val="content"/>
-        </w:behaviors>
-        <w:guid w:val="{8A5CC909-2AB0-42CB-97F6-3F2D414BC2BC}"/>
-      </w:docPartPr>
-      <w:docPartBody>
-        <w:p>
-          <w:pPr>
-            <w:pStyle w:val="F7DEB40A20924CA9862FE84DA3EECFFA"/>
-          </w:pPr>
-          <w:r>
-            <w:rPr>
-              <w:sz w:val="20"/>
-              <w:szCs w:val="20"/>
-            </w:rPr>
-            <w:t>Gael Torres</w:t>
-          </w:r>
-        </w:p>
-      </w:docPartBody>
-    </w:docPart>
-  </w:docParts>
-</w:glossaryDocument>
-</file>
-
-<file path=word/glossary/fontTable2.xml><?xml version="1.0" encoding="utf-8"?>
-<w:fonts xmlns:mc="http://schemas.openxmlformats.org/markup-compatibility/2006" xmlns:r="http://schemas.openxmlformats.org/officeDocument/2006/relationships" xmlns:w="http://schemas.openxmlformats.org/wordprocessingml/2006/main" xmlns:w14="http://schemas.microsoft.com/office/word/2010/wordml" xmlns:w15="http://schemas.microsoft.com/office/word/2012/wordml" xmlns:w16cex="http://schemas.microsoft.com/office/word/2018/wordml/cex" xmlns:w16cid="http://schemas.microsoft.com/office/word/2016/wordml/cid" xmlns:w16="http://schemas.microsoft.com/office/word/2018/wordml" xmlns:w16sdtdh="http://schemas.microsoft.com/office/word/2020/wordml/sdtdatahash" xmlns:w16se="http://schemas.microsoft.com/office/word/2015/wordml/symex" mc:Ignorable="w14 w15 w16se w16cid w16 w16cex w16sdtdh">
-  <w:font w:name="Symbol">
-    <w:panose1 w:val="05050102010706020507"/>
-    <w:charset w:val="02"/>
-    <w:family w:val="roman"/>
-    <w:pitch w:val="variable"/>
-    <w:sig w:usb0="00000000" w:usb1="10000000" w:usb2="00000000" w:usb3="00000000" w:csb0="80000000" w:csb1="00000000"/>
-  </w:font>
-  <w:font w:name="Times New Roman">
-    <w:panose1 w:val="02020603050405020304"/>
-    <w:charset w:val="00"/>
-    <w:family w:val="roman"/>
-    <w:pitch w:val="variable"/>
-    <w:sig w:usb0="E0002EFF" w:usb1="C000785B" w:usb2="00000009" w:usb3="00000000" w:csb0="000001FF" w:csb1="00000000"/>
-  </w:font>
-  <w:font w:name="Courier New">
-    <w:panose1 w:val="02070309020205020404"/>
-    <w:charset w:val="00"/>
-    <w:family w:val="modern"/>
-    <w:pitch w:val="fixed"/>
-    <w:sig w:usb0="E0002EFF" w:usb1="C0007843" w:usb2="00000009" w:usb3="00000000" w:csb0="000001FF" w:csb1="00000000"/>
-  </w:font>
-  <w:font w:name="Wingdings">
-    <w:panose1 w:val="05000000000000000000"/>
-    <w:charset w:val="02"/>
-    <w:family w:val="auto"/>
-    <w:pitch w:val="variable"/>
-    <w:sig w:usb0="00000000" w:usb1="10000000" w:usb2="00000000" w:usb3="00000000" w:csb0="80000000" w:csb1="00000000"/>
-  </w:font>
-  <w:font w:name="Palatino Linotype">
-    <w:panose1 w:val="02040502050505030304"/>
-    <w:charset w:val="00"/>
-    <w:family w:val="roman"/>
-    <w:pitch w:val="variable"/>
-    <w:sig w:usb0="E0000287" w:usb1="40000013" w:usb2="00000000" w:usb3="00000000" w:csb0="0000019F" w:csb1="00000000"/>
-  </w:font>
-  <w:font w:name="Franklin Gothic Book">
-    <w:panose1 w:val="020B0503020102020204"/>
-    <w:charset w:val="00"/>
-    <w:family w:val="swiss"/>
-    <w:pitch w:val="variable"/>
-    <w:sig w:usb0="00000287" w:usb1="00000000" w:usb2="00000000" w:usb3="00000000" w:csb0="0000009F" w:csb1="00000000"/>
-  </w:font>
-  <w:font w:name="Book Antiqua">
-    <w:panose1 w:val="02040602050305030304"/>
-    <w:charset w:val="00"/>
-    <w:family w:val="roman"/>
-    <w:pitch w:val="variable"/>
-    <w:sig w:usb0="00000287" w:usb1="00000000" w:usb2="00000000" w:usb3="00000000" w:csb0="0000009F" w:csb1="00000000"/>
-  </w:font>
-  <w:font w:name="Times New Roman (Headings CS)">
-    <w:altName w:val="Times New Roman"/>
-    <w:panose1 w:val="00000000000000000000"/>
-    <w:charset w:val="00"/>
-    <w:family w:val="roman"/>
-    <w:notTrueType/>
-    <w:pitch w:val="default"/>
-  </w:font>
-  <w:font w:name="Segoe UI">
-    <w:panose1 w:val="020B0502040204020203"/>
-    <w:charset w:val="00"/>
-    <w:family w:val="swiss"/>
-    <w:pitch w:val="variable"/>
-    <w:sig w:usb0="E4002EFF" w:usb1="C000E47F" w:usb2="00000009" w:usb3="00000000" w:csb0="000001FF" w:csb1="00000000"/>
-  </w:font>
-  <w:font w:name="Consolas">
-    <w:panose1 w:val="020B0609020204030204"/>
-    <w:charset w:val="00"/>
-    <w:family w:val="modern"/>
-    <w:pitch w:val="fixed"/>
-    <w:sig w:usb0="E00006FF" w:usb1="0000FCFF" w:usb2="00000001" w:usb3="00000000" w:csb0="0000019F" w:csb1="00000000"/>
-  </w:font>
-  <w:font w:name="Calibri">
-    <w:panose1 w:val="020F0502020204030204"/>
-    <w:charset w:val="00"/>
-    <w:family w:val="swiss"/>
-    <w:pitch w:val="variable"/>
-    <w:sig w:usb0="E4002EFF" w:usb1="C000247B" w:usb2="00000009" w:usb3="00000000" w:csb0="000001FF" w:csb1="00000000"/>
-  </w:font>
-  <w:font w:name="Calibri Light">
-    <w:panose1 w:val="020F0302020204030204"/>
-    <w:charset w:val="00"/>
-    <w:family w:val="swiss"/>
-    <w:pitch w:val="variable"/>
-    <w:sig w:usb0="E4002EFF" w:usb1="C000247B" w:usb2="00000009" w:usb3="00000000" w:csb0="000001FF" w:csb1="00000000"/>
-  </w:font>
-</w:fonts>
-</file>
-
-<file path=word/glossary/numbering2.xml><?xml version="1.0" encoding="utf-8"?>
-<w:numbering xmlns:wpc="http://schemas.microsoft.com/office/word/2010/wordprocessingCanvas" xmlns:cx="http://schemas.microsoft.com/office/drawing/2014/chartex" xmlns:cx1="http://schemas.microsoft.com/office/drawing/2015/9/8/chartex" xmlns:cx2="http://schemas.microsoft.com/office/drawing/2015/10/21/chartex" xmlns:cx3="http://schemas.microsoft.com/office/drawing/2016/5/9/chartex" xmlns:cx4="http://schemas.microsoft.com/office/drawing/2016/5/10/chartex" xmlns:cx5="http://schemas.microsoft.com/office/drawing/2016/5/11/chartex" xmlns:cx6="http://schemas.microsoft.com/office/drawing/2016/5/12/chartex" xmlns:cx7="http://schemas.microsoft.com/office/drawing/2016/5/13/chartex" xmlns:cx8="http://schemas.microsoft.com/office/drawing/2016/5/14/chartex" xmlns:mc="http://schemas.openxmlformats.org/markup-compatibility/2006" xmlns:aink="http://schemas.microsoft.com/office/drawing/2016/ink" xmlns:am3d="http://schemas.microsoft.com/office/drawing/2017/model3d" xmlns:o="urn:schemas-microsoft-com:office:office" xmlns:oel="http://schemas.microsoft.com/office/2019/extlst" xmlns:r="http://schemas.openxmlformats.org/officeDocument/2006/relationships" xmlns:m="http://schemas.openxmlformats.org/officeDocument/2006/math" xmlns:v="urn:schemas-microsoft-com:vml" xmlns:wp14="http://schemas.microsoft.com/office/word/2010/wordprocessingDrawing" xmlns:wp="http://schemas.openxmlformats.org/drawingml/2006/wordprocessingDrawing" xmlns:w10="urn:schemas-microsoft-com:office:word" xmlns:w="http://schemas.openxmlformats.org/wordprocessingml/2006/main" xmlns:w14="http://schemas.microsoft.com/office/word/2010/wordml" xmlns:w15="http://schemas.microsoft.com/office/word/2012/wordml" xmlns:w16cex="http://schemas.microsoft.com/office/word/2018/wordml/cex" xmlns:w16cid="http://schemas.microsoft.com/office/word/2016/wordml/cid" xmlns:w16="http://schemas.microsoft.com/office/word/2018/wordml" xmlns:w16du="http://schemas.microsoft.com/office/word/2023/wordml/word16du" xmlns:w16sdtdh="http://schemas.microsoft.com/office/word/2020/wordml/sdtdatahash" xmlns:w16se="http://schemas.microsoft.com/office/word/2015/wordml/symex" xmlns:wpg="http://schemas.microsoft.com/office/word/2010/wordprocessingGroup" xmlns:wpi="http://schemas.microsoft.com/office/word/2010/wordprocessingInk" xmlns:wne="http://schemas.microsoft.com/office/word/2006/wordml" xmlns:wps="http://schemas.microsoft.com/office/word/2010/wordprocessingShape" mc:Ignorable="w14 w15 w16se w16cid w16 w16cex w16sdtdh wp14">
-  <w:abstractNum w:abstractNumId="0" w15:restartNumberingAfterBreak="0">
-    <w:nsid w:val="6CA95284"/>
-    <w:multiLevelType w:val="hybridMultilevel"/>
-    <w:tmpl w:val="8DB4B09E"/>
-    <w:lvl w:ilvl="0" w:tplc="45B4A1B2">
-      <w:start w:val="1"/>
-      <w:numFmt w:val="bullet"/>
-      <w:pStyle w:val="ListBullet"/>
-      <w:lvlText w:val=""/>
-      <w:lvlJc w:val="left"/>
-      <w:pPr>
-        <w:ind w:left="720" w:hanging="360"/>
-      </w:pPr>
-      <w:rPr>
-        <w:rFonts w:ascii="Symbol" w:hAnsi="Symbol" w:hint="default"/>
-      </w:rPr>
-    </w:lvl>
-    <w:lvl w:ilvl="1" w:tplc="04090003" w:tentative="1">
-      <w:start w:val="1"/>
-      <w:numFmt w:val="bullet"/>
-      <w:lvlText w:val="o"/>
-      <w:lvlJc w:val="left"/>
-      <w:pPr>
-        <w:ind w:left="1440" w:hanging="360"/>
-      </w:pPr>
-      <w:rPr>
-        <w:rFonts w:ascii="Courier New" w:hAnsi="Courier New" w:cs="Courier New" w:hint="default"/>
-      </w:rPr>
-    </w:lvl>
-    <w:lvl w:ilvl="2" w:tplc="04090005" w:tentative="1">
-      <w:start w:val="1"/>
-      <w:numFmt w:val="bullet"/>
-      <w:lvlText w:val=""/>
-      <w:lvlJc w:val="left"/>
-      <w:pPr>
-        <w:ind w:left="2160" w:hanging="360"/>
-      </w:pPr>
-      <w:rPr>
-        <w:rFonts w:ascii="Wingdings" w:hAnsi="Wingdings" w:hint="default"/>
-      </w:rPr>
-    </w:lvl>
-    <w:lvl w:ilvl="3" w:tplc="04090001" w:tentative="1">
-      <w:start w:val="1"/>
-      <w:numFmt w:val="bullet"/>
-      <w:lvlText w:val=""/>
-      <w:lvlJc w:val="left"/>
-      <w:pPr>
-        <w:ind w:left="2880" w:hanging="360"/>
-      </w:pPr>
-      <w:rPr>
-        <w:rFonts w:ascii="Symbol" w:hAnsi="Symbol" w:hint="default"/>
-      </w:rPr>
-    </w:lvl>
-    <w:lvl w:ilvl="4" w:tplc="04090003" w:tentative="1">
-      <w:start w:val="1"/>
-      <w:numFmt w:val="bullet"/>
-      <w:lvlText w:val="o"/>
-      <w:lvlJc w:val="left"/>
-      <w:pPr>
-        <w:ind w:left="3600" w:hanging="360"/>
-      </w:pPr>
-      <w:rPr>
-        <w:rFonts w:ascii="Courier New" w:hAnsi="Courier New" w:cs="Courier New" w:hint="default"/>
-      </w:rPr>
-    </w:lvl>
-    <w:lvl w:ilvl="5" w:tplc="04090005" w:tentative="1">
-      <w:start w:val="1"/>
-      <w:numFmt w:val="bullet"/>
-      <w:lvlText w:val=""/>
-      <w:lvlJc w:val="left"/>
-      <w:pPr>
-        <w:ind w:left="4320" w:hanging="360"/>
-      </w:pPr>
-      <w:rPr>
-        <w:rFonts w:ascii="Wingdings" w:hAnsi="Wingdings" w:hint="default"/>
-      </w:rPr>
-    </w:lvl>
-    <w:lvl w:ilvl="6" w:tplc="04090001" w:tentative="1">
-      <w:start w:val="1"/>
-      <w:numFmt w:val="bullet"/>
-      <w:lvlText w:val=""/>
-      <w:lvlJc w:val="left"/>
-      <w:pPr>
-        <w:ind w:left="5040" w:hanging="360"/>
-      </w:pPr>
-      <w:rPr>
-        <w:rFonts w:ascii="Symbol" w:hAnsi="Symbol" w:hint="default"/>
-      </w:rPr>
-    </w:lvl>
-    <w:lvl w:ilvl="7" w:tplc="04090003" w:tentative="1">
-      <w:start w:val="1"/>
-      <w:numFmt w:val="bullet"/>
-      <w:lvlText w:val="o"/>
-      <w:lvlJc w:val="left"/>
-      <w:pPr>
-        <w:ind w:left="5760" w:hanging="360"/>
-      </w:pPr>
-      <w:rPr>
-        <w:rFonts w:ascii="Courier New" w:hAnsi="Courier New" w:cs="Courier New" w:hint="default"/>
-      </w:rPr>
-    </w:lvl>
-    <w:lvl w:ilvl="8" w:tplc="04090005" w:tentative="1">
-      <w:start w:val="1"/>
-      <w:numFmt w:val="bullet"/>
-      <w:lvlText w:val=""/>
-      <w:lvlJc w:val="left"/>
-      <w:pPr>
-        <w:ind w:left="6480" w:hanging="360"/>
-      </w:pPr>
-      <w:rPr>
-        <w:rFonts w:ascii="Wingdings" w:hAnsi="Wingdings" w:hint="default"/>
-      </w:rPr>
-    </w:lvl>
-  </w:abstractNum>
-  <w:abstractNum w:abstractNumId="1" w15:restartNumberingAfterBreak="0">
-    <w:nsid w:val="7AEB58A4"/>
-    <w:multiLevelType w:val="hybridMultilevel"/>
-    <w:tmpl w:val="9CA4C03E"/>
-    <w:lvl w:ilvl="0" w:tplc="04090001">
-      <w:start w:val="1"/>
-      <w:numFmt w:val="bullet"/>
-      <w:lvlText w:val=""/>
-      <w:lvlJc w:val="left"/>
-      <w:pPr>
-        <w:ind w:left="1080" w:hanging="360"/>
-      </w:pPr>
-      <w:rPr>
-        <w:rFonts w:ascii="Symbol" w:hAnsi="Symbol" w:hint="default"/>
-      </w:rPr>
-    </w:lvl>
-    <w:lvl w:ilvl="1" w:tplc="04090003" w:tentative="1">
-      <w:start w:val="1"/>
-      <w:numFmt w:val="bullet"/>
-      <w:lvlText w:val="o"/>
-      <w:lvlJc w:val="left"/>
-      <w:pPr>
-        <w:ind w:left="1800" w:hanging="360"/>
-      </w:pPr>
-      <w:rPr>
-        <w:rFonts w:ascii="Courier New" w:hAnsi="Courier New" w:cs="Courier New" w:hint="default"/>
-      </w:rPr>
-    </w:lvl>
-    <w:lvl w:ilvl="2" w:tplc="04090005" w:tentative="1">
-      <w:start w:val="1"/>
-      <w:numFmt w:val="bullet"/>
-      <w:lvlText w:val=""/>
-      <w:lvlJc w:val="left"/>
-      <w:pPr>
-        <w:ind w:left="2520" w:hanging="360"/>
-      </w:pPr>
-      <w:rPr>
-        <w:rFonts w:ascii="Wingdings" w:hAnsi="Wingdings" w:hint="default"/>
-      </w:rPr>
-    </w:lvl>
-    <w:lvl w:ilvl="3" w:tplc="04090001" w:tentative="1">
-      <w:start w:val="1"/>
-      <w:numFmt w:val="bullet"/>
-      <w:lvlText w:val=""/>
-      <w:lvlJc w:val="left"/>
-      <w:pPr>
-        <w:ind w:left="3240" w:hanging="360"/>
-      </w:pPr>
-      <w:rPr>
-        <w:rFonts w:ascii="Symbol" w:hAnsi="Symbol" w:hint="default"/>
-      </w:rPr>
-    </w:lvl>
-    <w:lvl w:ilvl="4" w:tplc="04090003" w:tentative="1">
-      <w:start w:val="1"/>
-      <w:numFmt w:val="bullet"/>
-      <w:lvlText w:val="o"/>
-      <w:lvlJc w:val="left"/>
-      <w:pPr>
-        <w:ind w:left="3960" w:hanging="360"/>
-      </w:pPr>
-      <w:rPr>
-        <w:rFonts w:ascii="Courier New" w:hAnsi="Courier New" w:cs="Courier New" w:hint="default"/>
-      </w:rPr>
-    </w:lvl>
-    <w:lvl w:ilvl="5" w:tplc="04090005" w:tentative="1">
-      <w:start w:val="1"/>
-      <w:numFmt w:val="bullet"/>
-      <w:lvlText w:val=""/>
-      <w:lvlJc w:val="left"/>
-      <w:pPr>
-        <w:ind w:left="4680" w:hanging="360"/>
-      </w:pPr>
-      <w:rPr>
-        <w:rFonts w:ascii="Wingdings" w:hAnsi="Wingdings" w:hint="default"/>
-      </w:rPr>
-    </w:lvl>
-    <w:lvl w:ilvl="6" w:tplc="04090001" w:tentative="1">
-      <w:start w:val="1"/>
-      <w:numFmt w:val="bullet"/>
-      <w:lvlText w:val=""/>
-      <w:lvlJc w:val="left"/>
-      <w:pPr>
-        <w:ind w:left="5400" w:hanging="360"/>
-      </w:pPr>
-      <w:rPr>
-        <w:rFonts w:ascii="Symbol" w:hAnsi="Symbol" w:hint="default"/>
-      </w:rPr>
-    </w:lvl>
-    <w:lvl w:ilvl="7" w:tplc="04090003" w:tentative="1">
-      <w:start w:val="1"/>
-      <w:numFmt w:val="bullet"/>
-      <w:lvlText w:val="o"/>
-      <w:lvlJc w:val="left"/>
-      <w:pPr>
-        <w:ind w:left="6120" w:hanging="360"/>
-      </w:pPr>
-      <w:rPr>
-        <w:rFonts w:ascii="Courier New" w:hAnsi="Courier New" w:cs="Courier New" w:hint="default"/>
-      </w:rPr>
-    </w:lvl>
-    <w:lvl w:ilvl="8" w:tplc="04090005" w:tentative="1">
-      <w:start w:val="1"/>
-      <w:numFmt w:val="bullet"/>
-      <w:lvlText w:val=""/>
-      <w:lvlJc w:val="left"/>
-      <w:pPr>
-        <w:ind w:left="6840" w:hanging="360"/>
-      </w:pPr>
-      <w:rPr>
-        <w:rFonts w:ascii="Wingdings" w:hAnsi="Wingdings" w:hint="default"/>
-      </w:rPr>
-    </w:lvl>
-  </w:abstractNum>
-  <w:num w:numId="1" w16cid:durableId="1371415578">
-    <w:abstractNumId w:val="0"/>
-  </w:num>
-  <w:num w:numId="2" w16cid:durableId="864289123">
-    <w:abstractNumId w:val="1"/>
-  </w:num>
-</w:numbering>
-</file>
-
-<file path=word/glossary/settings2.xml><?xml version="1.0" encoding="utf-8"?>
-<w:settings xmlns:mc="http://schemas.openxmlformats.org/markup-compatibility/2006" xmlns:o="urn:schemas-microsoft-com:office:office" xmlns:r="http://schemas.openxmlformats.org/officeDocument/2006/relationships" xmlns:m="http://schemas.openxmlformats.org/officeDocument/2006/math" xmlns:v="urn:schemas-microsoft-com:vml" xmlns:w10="urn:schemas-microsoft-com:office:word" xmlns:w="http://schemas.openxmlformats.org/wordprocessingml/2006/main" xmlns:w14="http://schemas.microsoft.com/office/word/2010/wordml" xmlns:w15="http://schemas.microsoft.com/office/word/2012/wordml" xmlns:w16cex="http://schemas.microsoft.com/office/word/2018/wordml/cex" xmlns:w16cid="http://schemas.microsoft.com/office/word/2016/wordml/cid" xmlns:w16="http://schemas.microsoft.com/office/word/2018/wordml" xmlns:w16sdtdh="http://schemas.microsoft.com/office/word/2020/wordml/sdtdatahash" xmlns:w16se="http://schemas.microsoft.com/office/word/2015/wordml/symex" xmlns:sl="http://schemas.openxmlformats.org/schemaLibrary/2006/main" mc:Ignorable="w14 w15 w16se w16cid w16 w16cex w16sdtdh">
-  <w:view w:val="normal"/>
-  <w:defaultTabStop w:val="720"/>
-  <w:characterSpacingControl w:val="doNotCompress"/>
-  <w:compat>
-    <w:useFELayout/>
-    <w:compatSetting w:name="compatibilityMode" w:uri="http://schemas.microsoft.com/office/word" w:val="15"/>
-    <w:compatSetting w:name="overrideTableStyleFontSizeAndJustification" w:uri="http://schemas.microsoft.com/office/word" w:val="1"/>
-    <w:compatSetting w:name="enableOpenTypeFeatures" w:uri="http://schemas.microsoft.com/office/word" w:val="1"/>
-    <w:compatSetting w:name="doNotFlipMirrorIndents" w:uri="http://schemas.microsoft.com/office/word" w:val="1"/>
-    <w:compatSetting w:name="differentiateMultirowTableHeaders" w:uri="http://schemas.microsoft.com/office/word" w:val="1"/>
-    <w:compatSetting w:name="useWord2013TrackBottomHyphenation" w:uri="http://schemas.microsoft.com/office/word" w:val="1"/>
-  </w:compat>
-  <w:rsids>
-    <w:rsidRoot w:val="00B93E07"/>
-    <w:rsid w:val="0033217B"/>
-    <w:rsid w:val="003D0596"/>
-    <w:rsid w:val="005078B4"/>
-    <w:rsid w:val="00654D4D"/>
-    <w:rsid w:val="006D68FE"/>
-    <w:rsid w:val="008004DA"/>
-    <w:rsid w:val="0085777E"/>
-    <w:rsid w:val="00B10B90"/>
-    <w:rsid w:val="00B93E07"/>
-    <w:rsid w:val="00BF78FF"/>
-    <w:rsid w:val="00DB0135"/>
-    <w:rsid w:val="00E646A8"/>
-    <w:rsid w:val="00F27A5C"/>
-    <w:rsid w:val="00FA71A8"/>
-    <w:rsid w:val="00FA7AB3"/>
-    <w:rsid w:val="00FD20F5"/>
-    <w:rsid w:val="00FF3D0D"/>
-  </w:rsids>
-  <m:mathPr>
-    <m:mathFont m:val="Cambria Math"/>
-    <m:brkBin m:val="before"/>
-    <m:brkBinSub m:val="--"/>
-    <m:smallFrac m:val="0"/>
-    <m:dispDef/>
-    <m:lMargin m:val="0"/>
-    <m:rMargin m:val="0"/>
-    <m:defJc m:val="centerGroup"/>
-    <m:wrapIndent m:val="1440"/>
-    <m:intLim m:val="subSup"/>
-    <m:naryLim m:val="undOvr"/>
-  </m:mathPr>
-  <w:themeFontLang w:val="en-US"/>
-  <w:clrSchemeMapping w:bg1="light1" w:t1="dark1" w:bg2="light2" w:t2="dark2" w:accent1="accent1" w:accent2="accent2" w:accent3="accent3" w:accent4="accent4" w:accent5="accent5" w:accent6="accent6" w:hyperlink="hyperlink" w:followedHyperlink="followedHyperlink"/>
-  <w:decimalSymbol w:val="."/>
-  <w:listSeparator w:val=","/>
-  <w15:chartTrackingRefBased/>
-</w:settings>
-</file>
-
-<file path=word/glossary/styles2.xml><?xml version="1.0" encoding="utf-8"?>
-<w:styles xmlns:mc="http://schemas.openxmlformats.org/markup-compatibility/2006" xmlns:r="http://schemas.openxmlformats.org/officeDocument/2006/relationships" xmlns:w="http://schemas.openxmlformats.org/wordprocessingml/2006/main" xmlns:w14="http://schemas.microsoft.com/office/word/2010/wordml" xmlns:w15="http://schemas.microsoft.com/office/word/2012/wordml" xmlns:w16cex="http://schemas.microsoft.com/office/word/2018/wordml/cex" xmlns:w16cid="http://schemas.microsoft.com/office/word/2016/wordml/cid" xmlns:w16="http://schemas.microsoft.com/office/word/2018/wordml" xmlns:w16sdtdh="http://schemas.microsoft.com/office/word/2020/wordml/sdtdatahash" xmlns:w16se="http://schemas.microsoft.com/office/word/2015/wordml/symex" mc:Ignorable="w14 w15 w16se w16cid w16 w16cex w16sdtdh">
-  <w:docDefaults>
-    <w:rPrDefault>
-      <w:rPr>
-        <w:rFonts w:asciiTheme="minorHAnsi" w:eastAsiaTheme="minorEastAsia" w:hAnsiTheme="minorHAnsi" w:cstheme="minorBidi"/>
-        <w:sz w:val="24"/>
-        <w:szCs w:val="24"/>
-        <w:lang w:val="en-US" w:eastAsia="en-US" w:bidi="ar-SA"/>
-      </w:rPr>
-    </w:rPrDefault>
-    <w:pPrDefault/>
-  </w:docDefaults>
-  <w:latentStyles w:defLockedState="0" w:defUIPriority="99" w:defSemiHidden="0" w:defUnhideWhenUsed="0" w:defQFormat="0" w:count="376">
-    <w:lsdException w:name="Normal" w:uiPriority="0" w:qFormat="1"/>
-    <w:lsdException w:name="heading 1" w:uiPriority="9" w:qFormat="1"/>
-    <w:lsdException w:name="heading 2" w:semiHidden="1" w:uiPriority="9" w:unhideWhenUsed="1" w:qFormat="1"/>
-    <w:lsdException w:name="heading 3" w:semiHidden="1" w:uiPriority="9" w:unhideWhenUsed="1" w:qFormat="1"/>
-    <w:lsdException w:name="heading 4" w:semiHidden="1" w:uiPriority="9" w:unhideWhenUsed="1" w:qFormat="1"/>
-    <w:lsdException w:name="heading 5" w:semiHidden="1" w:uiPriority="9" w:unhideWhenUsed="1" w:qFormat="1"/>
-    <w:lsdException w:name="heading 6" w:semiHidden="1" w:uiPriority="9" w:unhideWhenUsed="1" w:qFormat="1"/>
-    <w:lsdException w:name="heading 7" w:semiHidden="1" w:uiPriority="9" w:unhideWhenUsed="1" w:qFormat="1"/>
-    <w:lsdException w:name="heading 8" w:semiHidden="1" w:uiPriority="9" w:unhideWhenUsed="1" w:qFormat="1"/>
-    <w:lsdException w:name="heading 9" w:semiHidden="1" w:uiPriority="9" w:unhideWhenUsed="1" w:qFormat="1"/>
-    <w:lsdException w:name="index 1" w:semiHidden="1" w:unhideWhenUsed="1"/>
-    <w:lsdException w:name="index 2" w:semiHidden="1" w:unhideWhenUsed="1"/>
-    <w:lsdException w:name="index 3" w:semiHidden="1" w:unhideWhenUsed="1"/>
-    <w:lsdException w:name="index 4" w:semiHidden="1" w:unhideWhenUsed="1"/>
-    <w:lsdException w:name="index 5" w:semiHidden="1" w:unhideWhenUsed="1"/>
-    <w:lsdException w:name="index 6" w:semiHidden="1" w:unhideWhenUsed="1"/>
-    <w:lsdException w:name="index 7" w:semiHidden="1" w:unhideWhenUsed="1"/>
-    <w:lsdException w:name="index 8" w:semiHidden="1" w:unhideWhenUsed="1"/>
-    <w:lsdException w:name="index 9" w:semiHidden="1" w:unhideWhenUsed="1"/>
-    <w:lsdException w:name="toc 1" w:semiHidden="1" w:uiPriority="39" w:unhideWhenUsed="1"/>
-    <w:lsdException w:name="toc 2" w:semiHidden="1" w:uiPriority="39" w:unhideWhenUsed="1"/>
-    <w:lsdException w:name="toc 3" w:semiHidden="1" w:uiPriority="39" w:unhideWhenUsed="1"/>
-    <w:lsdException w:name="toc 4" w:semiHidden="1" w:uiPriority="39" w:unhideWhenUsed="1"/>
-    <w:lsdException w:name="toc 5" w:semiHidden="1" w:uiPriority="39" w:unhideWhenUsed="1"/>
-    <w:lsdException w:name="toc 6" w:semiHidden="1" w:uiPriority="39" w:unhideWhenUsed="1"/>
-    <w:lsdException w:name="toc 7" w:semiHidden="1" w:uiPriority="39" w:unhideWhenUsed="1"/>
-    <w:lsdException w:name="toc 8" w:semiHidden="1" w:uiPriority="39" w:unhideWhenUsed="1"/>
-    <w:lsdException w:name="toc 9" w:semiHidden="1" w:uiPriority="39" w:unhideWhenUsed="1"/>
-    <w:lsdException w:name="Normal Indent" w:semiHidden="1" w:unhideWhenUsed="1"/>
-    <w:lsdException w:name="footnote text" w:semiHidden="1" w:unhideWhenUsed="1"/>
-    <w:lsdException w:name="annotation text" w:semiHidden="1" w:unhideWhenUsed="1"/>
-    <w:lsdException w:name="header" w:semiHidden="1" w:unhideWhenUsed="1"/>
-    <w:lsdException w:name="footer" w:semiHidden="1" w:unhideWhenUsed="1"/>
-    <w:lsdException w:name="index heading" w:semiHidden="1" w:unhideWhenUsed="1"/>
-    <w:lsdException w:name="caption" w:semiHidden="1" w:uiPriority="35" w:unhideWhenUsed="1" w:qFormat="1"/>
-    <w:lsdException w:name="table of figures" w:semiHidden="1" w:unhideWhenUsed="1"/>
-    <w:lsdException w:name="envelope address" w:semiHidden="1" w:unhideWhenUsed="1"/>
-    <w:lsdException w:name="envelope return" w:semiHidden="1" w:unhideWhenUsed="1"/>
-    <w:lsdException w:name="footnote reference" w:semiHidden="1" w:unhideWhenUsed="1"/>
-    <w:lsdException w:name="annotation reference" w:semiHidden="1" w:unhideWhenUsed="1"/>
-    <w:lsdException w:name="line number" w:semiHidden="1" w:unhideWhenUsed="1"/>
-    <w:lsdException w:name="page number" w:semiHidden="1" w:unhideWhenUsed="1"/>
-    <w:lsdException w:name="endnote reference" w:semiHidden="1" w:unhideWhenUsed="1"/>
-    <w:lsdException w:name="endnote text" w:semiHidden="1" w:unhideWhenUsed="1"/>
-    <w:lsdException w:name="table of authorities" w:semiHidden="1" w:unhideWhenUsed="1"/>
-    <w:lsdException w:name="macro" w:semiHidden="1" w:unhideWhenUsed="1"/>
-    <w:lsdException w:name="toa heading" w:semiHidden="1" w:unhideWhenUsed="1"/>
-    <w:lsdException w:name="List" w:semiHidden="1" w:unhideWhenUsed="1"/>
-    <w:lsdException w:name="List Bullet" w:semiHidden="1" w:uiPriority="10" w:unhideWhenUsed="1" w:qFormat="1"/>
-    <w:lsdException w:name="List Number" w:semiHidden="1" w:unhideWhenUsed="1"/>
-    <w:lsdException w:name="List 2" w:semiHidden="1" w:unhideWhenUsed="1"/>
-    <w:lsdException w:name="List 3" w:semiHidden="1" w:unhideWhenUsed="1"/>
-    <w:lsdException w:name="List 4" w:semiHidden="1" w:unhideWhenUsed="1"/>
-    <w:lsdException w:name="List 5" w:semiHidden="1" w:unhideWhenUsed="1"/>
-    <w:lsdException w:name="List Bullet 2" w:semiHidden="1" w:unhideWhenUsed="1"/>
-    <w:lsdException w:name="List Bullet 3" w:semiHidden="1" w:unhideWhenUsed="1"/>
-    <w:lsdException w:name="List Bullet 4" w:semiHidden="1" w:unhideWhenUsed="1"/>
-    <w:lsdException w:name="List Bullet 5" w:semiHidden="1" w:unhideWhenUsed="1"/>
-    <w:lsdException w:name="List Number 2" w:semiHidden="1" w:unhideWhenUsed="1"/>
-    <w:lsdException w:name="List Number 3" w:semiHidden="1" w:unhideWhenUsed="1"/>
-    <w:lsdException w:name="List Number 4" w:semiHidden="1" w:unhideWhenUsed="1"/>
-    <w:lsdException w:name="List Number 5" w:semiHidden="1" w:unhideWhenUsed="1"/>
-    <w:lsdException w:name="Title" w:uiPriority="10" w:qFormat="1"/>
-    <w:lsdException w:name="Closing" w:semiHidden="1" w:unhideWhenUsed="1"/>
-    <w:lsdException w:name="Signature" w:semiHidden="1" w:unhideWhenUsed="1"/>
-    <w:lsdException w:name="Default Paragraph Font" w:semiHidden="1" w:uiPriority="1" w:unhideWhenUsed="1"/>
-    <w:lsdException w:name="Body Text" w:semiHidden="1" w:unhideWhenUsed="1"/>
-    <w:lsdException w:name="Body Text Indent" w:semiHidden="1" w:unhideWhenUsed="1"/>
-    <w:lsdException w:name="List Continue" w:semiHidden="1" w:unhideWhenUsed="1"/>
-    <w:lsdException w:name="List Continue 2" w:semiHidden="1" w:unhideWhenUsed="1"/>
-    <w:lsdException w:name="List Continue 3" w:semiHidden="1" w:unhideWhenUsed="1"/>
-    <w:lsdException w:name="List Continue 4" w:semiHidden="1" w:unhideWhenUsed="1"/>
-    <w:lsdException w:name="List Continue 5" w:semiHidden="1" w:unhideWhenUsed="1"/>
-    <w:lsdException w:name="Message Header" w:semiHidden="1" w:unhideWhenUsed="1"/>
-    <w:lsdException w:name="Subtitle" w:uiPriority="11" w:qFormat="1"/>
-    <w:lsdException w:name="Salutation" w:semiHidden="1" w:unhideWhenUsed="1"/>
-    <w:lsdException w:name="Date" w:semiHidden="1" w:unhideWhenUsed="1"/>
-    <w:lsdException w:name="Body Text First Indent" w:semiHidden="1" w:unhideWhenUsed="1"/>
-    <w:lsdException w:name="Body Text First Indent 2" w:semiHidden="1" w:unhideWhenUsed="1"/>
-    <w:lsdException w:name="Note Heading" w:semiHidden="1" w:unhideWhenUsed="1"/>
-    <w:lsdException w:name="Body Text 2" w:semiHidden="1" w:unhideWhenUsed="1"/>
-    <w:lsdException w:name="Body Text 3" w:semiHidden="1" w:unhideWhenUsed="1"/>
-    <w:lsdException w:name="Body Text Indent 2" w:semiHidden="1" w:unhideWhenUsed="1"/>
-    <w:lsdException w:name="Body Text Indent 3" w:semiHidden="1" w:unhideWhenUsed="1"/>
-    <w:lsdException w:name="Block Text" w:semiHidden="1" w:unhideWhenUsed="1"/>
-    <w:lsdException w:name="Hyperlink" w:semiHidden="1" w:unhideWhenUsed="1"/>
-    <w:lsdException w:name="FollowedHyperlink" w:semiHidden="1" w:unhideWhenUsed="1"/>
-    <w:lsdException w:name="Strong" w:uiPriority="22" w:qFormat="1"/>
-    <w:lsdException w:name="Emphasis" w:uiPriority="20" w:qFormat="1"/>
-    <w:lsdException w:name="Document Map" w:semiHidden="1" w:unhideWhenUsed="1"/>
-    <w:lsdException w:name="Plain Text" w:semiHidden="1" w:unhideWhenUsed="1"/>
-    <w:lsdException w:name="E-mail Signature" w:semiHidden="1" w:unhideWhenUsed="1"/>
-    <w:lsdException w:name="HTML Top of Form" w:semiHidden="1" w:unhideWhenUsed="1"/>
-    <w:lsdException w:name="HTML Bottom of Form" w:semiHidden="1" w:unhideWhenUsed="1"/>
-    <w:lsdException w:name="Normal (Web)" w:semiHidden="1" w:unhideWhenUsed="1"/>
-    <w:lsdException w:name="HTML Acronym" w:semiHidden="1" w:unhideWhenUsed="1"/>
-    <w:lsdException w:name="HTML Address" w:semiHidden="1" w:unhideWhenUsed="1"/>
-    <w:lsdException w:name="HTML Cite" w:semiHidden="1" w:unhideWhenUsed="1"/>
-    <w:lsdException w:name="HTML Code" w:semiHidden="1" w:unhideWhenUsed="1"/>
-    <w:lsdException w:name="HTML Definition" w:semiHidden="1" w:unhideWhenUsed="1"/>
-    <w:lsdException w:name="HTML Keyboard" w:semiHidden="1" w:unhideWhenUsed="1"/>
-    <w:lsdException w:name="HTML Preformatted" w:semiHidden="1" w:unhideWhenUsed="1"/>
-    <w:lsdException w:name="HTML Sample" w:semiHidden="1" w:unhideWhenUsed="1"/>
-    <w:lsdException w:name="HTML Typewriter" w:semiHidden="1" w:unhideWhenUsed="1"/>
-    <w:lsdException w:name="HTML Variable" w:semiHidden="1" w:unhideWhenUsed="1"/>
-    <w:lsdException w:name="annotation subject" w:semiHidden="1" w:unhideWhenUsed="1"/>
-    <w:lsdException w:name="No List" w:semiHidden="1" w:unhideWhenUsed="1"/>
-    <w:lsdException w:name="Outline List 1" w:semiHidden="1" w:unhideWhenUsed="1"/>
-    <w:lsdException w:name="Outline List 2" w:semiHidden="1" w:unhideWhenUsed="1"/>
-    <w:lsdException w:name="Outline List 3" w:semiHidden="1" w:unhideWhenUsed="1"/>
-    <w:lsdException w:name="Table Simple 1" w:semiHidden="1" w:unhideWhenUsed="1"/>
-    <w:lsdException w:name="Table Simple 2" w:semiHidden="1" w:unhideWhenUsed="1"/>
-    <w:lsdException w:name="Table Simple 3" w:semiHidden="1" w:unhideWhenUsed="1"/>
-    <w:lsdException w:name="Table Classic 1" w:semiHidden="1" w:unhideWhenUsed="1"/>
-    <w:lsdException w:name="Table Classic 2" w:semiHidden="1" w:unhideWhenUsed="1"/>
-    <w:lsdException w:name="Table Classic 3" w:semiHidden="1" w:unhideWhenUsed="1"/>
-    <w:lsdException w:name="Table Classic 4" w:semiHidden="1" w:unhideWhenUsed="1"/>
-    <w:lsdException w:name="Table Colorful 1" w:semiHidden="1" w:unhideWhenUsed="1"/>
-    <w:lsdException w:name="Table Colorful 2" w:semiHidden="1" w:unhideWhenUsed="1"/>
-    <w:lsdException w:name="Table Colorful 3" w:semiHidden="1" w:unhideWhenUsed="1"/>
-    <w:lsdException w:name="Table Columns 1" w:semiHidden="1" w:unhideWhenUsed="1"/>
-    <w:lsdException w:name="Table Columns 2" w:semiHidden="1" w:unhideWhenUsed="1"/>
-    <w:lsdException w:name="Table Columns 3" w:semiHidden="1" w:unhideWhenUsed="1"/>
-    <w:lsdException w:name="Table Columns 4" w:semiHidden="1" w:unhideWhenUsed="1"/>
-    <w:lsdException w:name="Table Columns 5" w:semiHidden="1" w:unhideWhenUsed="1"/>
-    <w:lsdException w:name="Table Grid 1" w:semiHidden="1" w:unhideWhenUsed="1"/>
-    <w:lsdException w:name="Table Grid 2" w:semiHidden="1" w:unhideWhenUsed="1"/>
-    <w:lsdException w:name="Table Grid 3" w:semiHidden="1" w:unhideWhenUsed="1"/>
-    <w:lsdException w:name="Table Grid 4" w:semiHidden="1" w:unhideWhenUsed="1"/>
-    <w:lsdException w:name="Table Grid 5" w:semiHidden="1" w:unhideWhenUsed="1"/>
-    <w:lsdException w:name="Table Grid 6" w:semiHidden="1" w:unhideWhenUsed="1"/>
-    <w:lsdException w:name="Table Grid 7" w:semiHidden="1" w:unhideWhenUsed="1"/>
-    <w:lsdException w:name="Table Grid 8" w:semiHidden="1" w:unhideWhenUsed="1"/>
-    <w:lsdException w:name="Table List 1" w:semiHidden="1" w:unhideWhenUsed="1"/>
-    <w:lsdException w:name="Table List 2" w:semiHidden="1" w:unhideWhenUsed="1"/>
-    <w:lsdException w:name="Table List 3" w:semiHidden="1" w:unhideWhenUsed="1"/>
-    <w:lsdException w:name="Table List 4" w:semiHidden="1" w:unhideWhenUsed="1"/>
-    <w:lsdException w:name="Table List 5" w:semiHidden="1" w:unhideWhenUsed="1"/>
-    <w:lsdException w:name="Table List 6" w:semiHidden="1" w:unhideWhenUsed="1"/>
-    <w:lsdException w:name="Table List 7" w:semiHidden="1" w:unhideWhenUsed="1"/>
-    <w:lsdException w:name="Table List 8" w:semiHidden="1" w:unhideWhenUsed="1"/>
-    <w:lsdException w:name="Table 3D effects 1" w:semiHidden="1" w:unhideWhenUsed="1"/>
-    <w:lsdException w:name="Table 3D effects 2" w:semiHidden="1" w:unhideWhenUsed="1"/>
-    <w:lsdException w:name="Table 3D effects 3" w:semiHidden="1" w:unhideWhenUsed="1"/>
-    <w:lsdException w:name="Table Contemporary" w:semiHidden="1" w:unhideWhenUsed="1"/>
-    <w:lsdException w:name="Table Elegant" w:semiHidden="1" w:unhideWhenUsed="1"/>
-    <w:lsdException w:name="Table Professional" w:semiHidden="1" w:unhideWhenUsed="1"/>
-    <w:lsdException w:name="Table Subtle 2" w:semiHidden="1" w:unhideWhenUsed="1"/>
-    <w:lsdException w:name="Table Web 1" w:semiHidden="1" w:unhideWhenUsed="1"/>
-    <w:lsdException w:name="Balloon Text" w:semiHidden="1" w:unhideWhenUsed="1"/>
-    <w:lsdException w:name="Table Grid" w:uiPriority="39"/>
-    <w:lsdException w:name="Table Theme" w:semiHidden="1" w:unhideWhenUsed="1"/>
-    <w:lsdException w:name="Placeholder Text" w:semiHidden="1" w:qFormat="1"/>
-    <w:lsdException w:name="No Spacing" w:uiPriority="1" w:qFormat="1"/>
-    <w:lsdException w:name="Light Shading" w:uiPriority="60"/>
-    <w:lsdException w:name="Light List" w:uiPriority="61"/>
-    <w:lsdException w:name="Light Grid" w:uiPriority="62"/>
-    <w:lsdException w:name="Medium Shading 1" w:uiPriority="63"/>
-    <w:lsdException w:name="Medium Shading 2" w:uiPriority="64"/>
-    <w:lsdException w:name="Medium List 1" w:uiPriority="65"/>
-    <w:lsdException w:name="Medium List 2" w:uiPriority="66"/>
-    <w:lsdException w:name="Medium Grid 1" w:uiPriority="67"/>
-    <w:lsdException w:name="Medium Grid 2" w:uiPriority="68"/>
-    <w:lsdException w:name="Medium Grid 3" w:uiPriority="69"/>
-    <w:lsdException w:name="Dark List" w:uiPriority="70"/>
-    <w:lsdException w:name="Colorful Shading" w:uiPriority="71"/>
-    <w:lsdException w:name="Colorful List" w:uiPriority="72"/>
-    <w:lsdException w:name="Colorful Grid" w:uiPriority="73"/>
-    <w:lsdException w:name="Light Shading Accent 1" w:uiPriority="60"/>
-    <w:lsdException w:name="Light List Accent 1" w:uiPriority="61"/>
-    <w:lsdException w:name="Light Grid Accent 1" w:uiPriority="62"/>
-    <w:lsdException w:name="Medium Shading 1 Accent 1" w:uiPriority="63"/>
-    <w:lsdException w:name="Medium Shading 2 Accent 1" w:uiPriority="64"/>
-    <w:lsdException w:name="Medium List 1 Accent 1" w:uiPriority="65"/>
-    <w:lsdException w:name="Revision" w:semiHidden="1"/>
-    <w:lsdException w:name="List Paragraph" w:uiPriority="34" w:qFormat="1"/>
-    <w:lsdException w:name="Quote" w:uiPriority="29" w:qFormat="1"/>
-    <w:lsdException w:name="Intense Quote" w:uiPriority="30" w:qFormat="1"/>
-    <w:lsdException w:name="Medium List 2 Accent 1" w:uiPriority="66"/>
-    <w:lsdException w:name="Medium Grid 1 Accent 1" w:uiPriority="67"/>
-    <w:lsdException w:name="Medium Grid 2 Accent 1" w:uiPriority="68"/>
-    <w:lsdException w:name="Medium Grid 3 Accent 1" w:uiPriority="69"/>
-    <w:lsdException w:name="Dark List Accent 1" w:uiPriority="70"/>
-    <w:lsdException w:name="Colorful Shading Accent 1" w:uiPriority="71"/>
-    <w:lsdException w:name="Colorful List Accent 1" w:uiPriority="72"/>
-    <w:lsdException w:name="Colorful Grid Accent 1" w:uiPriority="73"/>
-    <w:lsdException w:name="Light Shading Accent 2" w:uiPriority="60"/>
-    <w:lsdException w:name="Light List Accent 2" w:uiPriority="61"/>
-    <w:lsdException w:name="Light Grid Accent 2" w:uiPriority="62"/>
-    <w:lsdException w:name="Medium Shading 1 Accent 2" w:uiPriority="63"/>
-    <w:lsdException w:name="Medium Shading 2 Accent 2" w:uiPriority="64"/>
-    <w:lsdException w:name="Medium List 1 Accent 2" w:uiPriority="65"/>
-    <w:lsdException w:name="Medium List 2 Accent 2" w:uiPriority="66"/>
-    <w:lsdException w:name="Medium Grid 1 Accent 2" w:uiPriority="67"/>
-    <w:lsdException w:name="Medium Grid 2 Accent 2" w:uiPriority="68"/>
-    <w:lsdException w:name="Medium Grid 3 Accent 2" w:uiPriority="69"/>
-    <w:lsdException w:name="Dark List Accent 2" w:uiPriority="70"/>
-    <w:lsdException w:name="Colorful Shading Accent 2" w:uiPriority="71"/>
-    <w:lsdException w:name="Colorful List Accent 2" w:uiPriority="72"/>
-    <w:lsdException w:name="Colorful Grid Accent 2" w:uiPriority="73"/>
-    <w:lsdException w:name="Light Shading Accent 3" w:uiPriority="60"/>
-    <w:lsdException w:name="Light List Accent 3" w:uiPriority="61"/>
-    <w:lsdException w:name="Light Grid Accent 3" w:uiPriority="62"/>
-    <w:lsdException w:name="Medium Shading 1 Accent 3" w:uiPriority="63"/>
-    <w:lsdException w:name="Medium Shading 2 Accent 3" w:uiPriority="64"/>
-    <w:lsdException w:name="Medium List 1 Accent 3" w:uiPriority="65"/>
-    <w:lsdException w:name="Medium List 2 Accent 3" w:uiPriority="66"/>
-    <w:lsdException w:name="Medium Grid 1 Accent 3" w:uiPriority="67"/>
-    <w:lsdException w:name="Medium Grid 2 Accent 3" w:uiPriority="68"/>
-    <w:lsdException w:name="Medium Grid 3 Accent 3" w:uiPriority="69"/>
-    <w:lsdException w:name="Dark List Accent 3" w:uiPriority="70"/>
-    <w:lsdException w:name="Colorful Shading Accent 3" w:uiPriority="71"/>
-    <w:lsdException w:name="Colorful List Accent 3" w:uiPriority="72"/>
-    <w:lsdException w:name="Colorful Grid Accent 3" w:uiPriority="73"/>
-    <w:lsdException w:name="Light Shading Accent 4" w:uiPriority="60"/>
-    <w:lsdException w:name="Light List Accent 4" w:uiPriority="61"/>
-    <w:lsdException w:name="Light Grid Accent 4" w:uiPriority="62"/>
-    <w:lsdException w:name="Medium Shading 1 Accent 4" w:uiPriority="63"/>
-    <w:lsdException w:name="Medium Shading 2 Accent 4" w:uiPriority="64"/>
-    <w:lsdException w:name="Medium List 1 Accent 4" w:uiPriority="65"/>
-    <w:lsdException w:name="Medium List 2 Accent 4" w:uiPriority="66"/>
-    <w:lsdException w:name="Medium Grid 1 Accent 4" w:uiPriority="67"/>
-    <w:lsdException w:name="Medium Grid 2 Accent 4" w:uiPriority="68"/>
-    <w:lsdException w:name="Medium Grid 3 Accent 4" w:uiPriority="69"/>
-    <w:lsdException w:name="Dark List Accent 4" w:uiPriority="70"/>
-    <w:lsdException w:name="Colorful Shading Accent 4" w:uiPriority="71"/>
-    <w:lsdException w:name="Colorful List Accent 4" w:uiPriority="72"/>
-    <w:lsdException w:name="Colorful Grid Accent 4" w:uiPriority="73"/>
-    <w:lsdException w:name="Light Shading Accent 5" w:uiPriority="60"/>
-    <w:lsdException w:name="Light List Accent 5" w:uiPriority="61"/>
-    <w:lsdException w:name="Light Grid Accent 5" w:uiPriority="62"/>
-    <w:lsdException w:name="Medium Shading 1 Accent 5" w:uiPriority="63"/>
-    <w:lsdException w:name="Medium Shading 2 Accent 5" w:uiPriority="64"/>
-    <w:lsdException w:name="Medium List 1 Accent 5" w:uiPriority="65"/>
-    <w:lsdException w:name="Medium List 2 Accent 5" w:uiPriority="66"/>
-    <w:lsdException w:name="Medium Grid 1 Accent 5" w:uiPriority="67"/>
-    <w:lsdException w:name="Medium Grid 2 Accent 5" w:uiPriority="68"/>
-    <w:lsdException w:name="Medium Grid 3 Accent 5" w:uiPriority="69"/>
-    <w:lsdException w:name="Dark List Accent 5" w:uiPriority="70"/>
-    <w:lsdException w:name="Colorful Shading Accent 5" w:uiPriority="71"/>
-    <w:lsdException w:name="Colorful List Accent 5" w:uiPriority="72"/>
-    <w:lsdException w:name="Colorful Grid Accent 5" w:uiPriority="73"/>
-    <w:lsdException w:name="Light Shading Accent 6" w:uiPriority="60"/>
-    <w:lsdException w:name="Light List Accent 6" w:uiPriority="61"/>
-    <w:lsdException w:name="Light Grid Accent 6" w:uiPriority="62"/>
-    <w:lsdException w:name="Medium Shading 1 Accent 6" w:uiPriority="63"/>
-    <w:lsdException w:name="Medium Shading 2 Accent 6" w:uiPriority="64"/>
-    <w:lsdException w:name="Medium List 1 Accent 6" w:uiPriority="65"/>
-    <w:lsdException w:name="Medium List 2 Accent 6" w:uiPriority="66"/>
-    <w:lsdException w:name="Medium Grid 1 Accent 6" w:uiPriority="67"/>
-    <w:lsdException w:name="Medium Grid 2 Accent 6" w:uiPriority="68"/>
-    <w:lsdException w:name="Medium Grid 3 Accent 6" w:uiPriority="69"/>
-    <w:lsdException w:name="Dark List Accent 6" w:uiPriority="70"/>
-    <w:lsdException w:name="Colorful Shading Accent 6" w:uiPriority="71"/>
-    <w:lsdException w:name="Colorful List Accent 6" w:uiPriority="72"/>
-    <w:lsdException w:name="Colorful Grid Accent 6" w:uiPriority="73"/>
-    <w:lsdException w:name="Subtle Emphasis" w:uiPriority="19" w:qFormat="1"/>
-    <w:lsdException w:name="Intense Emphasis" w:uiPriority="6" w:qFormat="1"/>
-    <w:lsdException w:name="Subtle Reference" w:uiPriority="31" w:qFormat="1"/>
-    <w:lsdException w:name="Intense Reference" w:uiPriority="32" w:qFormat="1"/>
-    <w:lsdException w:name="Book Title" w:uiPriority="33" w:qFormat="1"/>
-    <w:lsdException w:name="Bibliography" w:semiHidden="1" w:uiPriority="37" w:unhideWhenUsed="1"/>
-    <w:lsdException w:name="TOC Heading" w:semiHidden="1" w:uiPriority="39" w:unhideWhenUsed="1" w:qFormat="1"/>
-    <w:lsdException w:name="Plain Table 1" w:uiPriority="41"/>
-    <w:lsdException w:name="Plain Table 2" w:uiPriority="42"/>
-    <w:lsdException w:name="Plain Table 3" w:uiPriority="43"/>
-    <w:lsdException w:name="Plain Table 4" w:uiPriority="44"/>
-    <w:lsdException w:name="Plain Table 5" w:uiPriority="45"/>
-    <w:lsdException w:name="Grid Table Light" w:uiPriority="40"/>
-    <w:lsdException w:name="Grid Table 1 Light" w:uiPriority="46"/>
-    <w:lsdException w:name="Grid Table 2" w:uiPriority="47"/>
-    <w:lsdException w:name="Grid Table 3" w:uiPriority="48"/>
-    <w:lsdException w:name="Grid Table 4" w:uiPriority="49"/>
-    <w:lsdException w:name="Grid Table 5 Dark" w:uiPriority="50"/>
-    <w:lsdException w:name="Grid Table 6 Colorful" w:uiPriority="51"/>
-    <w:lsdException w:name="Grid Table 7 Colorful" w:uiPriority="52"/>
-    <w:lsdException w:name="Grid Table 1 Light Accent 1" w:uiPriority="46"/>
-    <w:lsdException w:name="Grid Table 2 Accent 1" w:uiPriority="47"/>
-    <w:lsdException w:name="Grid Table 3 Accent 1" w:uiPriority="48"/>
-    <w:lsdException w:name="Grid Table 4 Accent 1" w:uiPriority="49"/>
-    <w:lsdException w:name="Grid Table 5 Dark Accent 1" w:uiPriority="50"/>
-    <w:lsdException w:name="Grid Table 6 Colorful Accent 1" w:uiPriority="51"/>
-    <w:lsdException w:name="Grid Table 7 Colorful Accent 1" w:uiPriority="52"/>
-    <w:lsdException w:name="Grid Table 1 Light Accent 2" w:uiPriority="46"/>
-    <w:lsdException w:name="Grid Table 2 Accent 2" w:uiPriority="47"/>
-    <w:lsdException w:name="Grid Table 3 Accent 2" w:uiPriority="48"/>
-    <w:lsdException w:name="Grid Table 4 Accent 2" w:uiPriority="49"/>
-    <w:lsdException w:name="Grid Table 5 Dark Accent 2" w:uiPriority="50"/>
-    <w:lsdException w:name="Grid Table 6 Colorful Accent 2" w:uiPriority="51"/>
-    <w:lsdException w:name="Grid Table 7 Colorful Accent 2" w:uiPriority="52"/>
-    <w:lsdException w:name="Grid Table 1 Light Accent 3" w:uiPriority="46"/>
-    <w:lsdException w:name="Grid Table 2 Accent 3" w:uiPriority="47"/>
-    <w:lsdException w:name="Grid Table 3 Accent 3" w:uiPriority="48"/>
-    <w:lsdException w:name="Grid Table 4 Accent 3" w:uiPriority="49"/>
-    <w:lsdException w:name="Grid Table 5 Dark Accent 3" w:uiPriority="50"/>
-    <w:lsdException w:name="Grid Table 6 Colorful Accent 3" w:uiPriority="51"/>
-    <w:lsdException w:name="Grid Table 7 Colorful Accent 3" w:uiPriority="52"/>
-    <w:lsdException w:name="Grid Table 1 Light Accent 4" w:uiPriority="46"/>
-    <w:lsdException w:name="Grid Table 2 Accent 4" w:uiPriority="47"/>
-    <w:lsdException w:name="Grid Table 3 Accent 4" w:uiPriority="48"/>
-    <w:lsdException w:name="Grid Table 4 Accent 4" w:uiPriority="49"/>
-    <w:lsdException w:name="Grid Table 5 Dark Accent 4" w:uiPriority="50"/>
-    <w:lsdException w:name="Grid Table 6 Colorful Accent 4" w:uiPriority="51"/>
-    <w:lsdException w:name="Grid Table 7 Colorful Accent 4" w:uiPriority="52"/>
-    <w:lsdException w:name="Grid Table 1 Light Accent 5" w:uiPriority="46"/>
-    <w:lsdException w:name="Grid Table 2 Accent 5" w:uiPriority="47"/>
-    <w:lsdException w:name="Grid Table 3 Accent 5" w:uiPriority="48"/>
-    <w:lsdException w:name="Grid Table 4 Accent 5" w:uiPriority="49"/>
-    <w:lsdException w:name="Grid Table 5 Dark Accent 5" w:uiPriority="50"/>
-    <w:lsdException w:name="Grid Table 6 Colorful Accent 5" w:uiPriority="51"/>
-    <w:lsdException w:name="Grid Table 7 Colorful Accent 5" w:uiPriority="52"/>
-    <w:lsdException w:name="Grid Table 1 Light Accent 6" w:uiPriority="46"/>
-    <w:lsdException w:name="Grid Table 2 Accent 6" w:uiPriority="47"/>
-    <w:lsdException w:name="Grid Table 3 Accent 6" w:uiPriority="48"/>
-    <w:lsdException w:name="Grid Table 4 Accent 6" w:uiPriority="49"/>
-    <w:lsdException w:name="Grid Table 5 Dark Accent 6" w:uiPriority="50"/>
-    <w:lsdException w:name="Grid Table 6 Colorful Accent 6" w:uiPriority="51"/>
-    <w:lsdException w:name="Grid Table 7 Colorful Accent 6" w:uiPriority="52"/>
-    <w:lsdException w:name="List Table 1 Light" w:uiPriority="46"/>
-    <w:lsdException w:name="List Table 2" w:uiPriority="47"/>
-    <w:lsdException w:name="List Table 3" w:uiPriority="48"/>
-    <w:lsdException w:name="List Table 4" w:uiPriority="49"/>
-    <w:lsdException w:name="List Table 5 Dark" w:uiPriority="50"/>
-    <w:lsdException w:name="List Table 6 Colorful" w:uiPriority="51"/>
-    <w:lsdException w:name="List Table 7 Colorful" w:uiPriority="52"/>
-    <w:lsdException w:name="List Table 1 Light Accent 1" w:uiPriority="46"/>
-    <w:lsdException w:name="List Table 2 Accent 1" w:uiPriority="47"/>
-    <w:lsdException w:name="List Table 3 Accent 1" w:uiPriority="48"/>
-    <w:lsdException w:name="List Table 4 Accent 1" w:uiPriority="49"/>
-    <w:lsdException w:name="List Table 5 Dark Accent 1" w:uiPriority="50"/>
-    <w:lsdException w:name="List Table 6 Colorful Accent 1" w:uiPriority="51"/>
-    <w:lsdException w:name="List Table 7 Colorful Accent 1" w:uiPriority="52"/>
-    <w:lsdException w:name="List Table 1 Light Accent 2" w:uiPriority="46"/>
-    <w:lsdException w:name="List Table 2 Accent 2" w:uiPriority="47"/>
-    <w:lsdException w:name="List Table 3 Accent 2" w:uiPriority="48"/>
-    <w:lsdException w:name="List Table 4 Accent 2" w:uiPriority="49"/>
-    <w:lsdException w:name="List Table 5 Dark Accent 2" w:uiPriority="50"/>
-    <w:lsdException w:name="List Table 6 Colorful Accent 2" w:uiPriority="51"/>
-    <w:lsdException w:name="List Table 7 Colorful Accent 2" w:uiPriority="52"/>
-    <w:lsdException w:name="List Table 1 Light Accent 3" w:uiPriority="46"/>
-    <w:lsdException w:name="List Table 2 Accent 3" w:uiPriority="47"/>
-    <w:lsdException w:name="List Table 3 Accent 3" w:uiPriority="48"/>
-    <w:lsdException w:name="List Table 4 Accent 3" w:uiPriority="49"/>
-    <w:lsdException w:name="List Table 5 Dark Accent 3" w:uiPriority="50"/>
-    <w:lsdException w:name="List Table 6 Colorful Accent 3" w:uiPriority="51"/>
-    <w:lsdException w:name="List Table 7 Colorful Accent 3" w:uiPriority="52"/>
-    <w:lsdException w:name="List Table 1 Light Accent 4" w:uiPriority="46"/>
-    <w:lsdException w:name="List Table 2 Accent 4" w:uiPriority="47"/>
-    <w:lsdException w:name="List Table 3 Accent 4" w:uiPriority="48"/>
-    <w:lsdException w:name="List Table 4 Accent 4" w:uiPriority="49"/>
-    <w:lsdException w:name="List Table 5 Dark Accent 4" w:uiPriority="50"/>
-    <w:lsdException w:name="List Table 6 Colorful Accent 4" w:uiPriority="51"/>
-    <w:lsdException w:name="List Table 7 Colorful Accent 4" w:uiPriority="52"/>
-    <w:lsdException w:name="List Table 1 Light Accent 5" w:uiPriority="46"/>
-    <w:lsdException w:name="List Table 2 Accent 5" w:uiPriority="47"/>
-    <w:lsdException w:name="List Table 3 Accent 5" w:uiPriority="48"/>
-    <w:lsdException w:name="List Table 4 Accent 5" w:uiPriority="49"/>
-    <w:lsdException w:name="List Table 5 Dark Accent 5" w:uiPriority="50"/>
-    <w:lsdException w:name="List Table 6 Colorful Accent 5" w:uiPriority="51"/>
-    <w:lsdException w:name="List Table 7 Colorful Accent 5" w:uiPriority="52"/>
-    <w:lsdException w:name="List Table 1 Light Accent 6" w:uiPriority="46"/>
-    <w:lsdException w:name="List Table 2 Accent 6" w:uiPriority="47"/>
-    <w:lsdException w:name="List Table 3 Accent 6" w:uiPriority="48"/>
-    <w:lsdException w:name="List Table 4 Accent 6" w:uiPriority="49"/>
-    <w:lsdException w:name="List Table 5 Dark Accent 6" w:uiPriority="50"/>
-    <w:lsdException w:name="List Table 6 Colorful Accent 6" w:uiPriority="51"/>
-    <w:lsdException w:name="List Table 7 Colorful Accent 6" w:uiPriority="52"/>
-    <w:lsdException w:name="Mention" w:semiHidden="1" w:unhideWhenUsed="1"/>
-    <w:lsdException w:name="Smart Hyperlink" w:semiHidden="1" w:unhideWhenUsed="1"/>
-    <w:lsdException w:name="Hashtag" w:semiHidden="1" w:unhideWhenUsed="1"/>
-    <w:lsdException w:name="Unresolved Mention" w:semiHidden="1" w:unhideWhenUsed="1"/>
-    <w:lsdException w:name="Smart Link" w:semiHidden="1" w:unhideWhenUsed="1"/>
-  </w:latentStyles>
-  <w:style w:type="paragraph" w:default="1" w:styleId="Normal">
-    <w:name w:val="Normal"/>
-    <w:qFormat/>
-  </w:style>
-  <w:style w:type="character" w:default="1" w:styleId="DefaultParagraphFont">
-    <w:name w:val="Default Paragraph Font"/>
-    <w:uiPriority w:val="1"/>
-    <w:semiHidden/>
-    <w:unhideWhenUsed/>
-  </w:style>
-  <w:style w:type="table" w:default="1" w:styleId="TableNormal">
-    <w:name w:val="Normal Table"/>
-    <w:uiPriority w:val="99"/>
-    <w:semiHidden/>
-    <w:unhideWhenUsed/>
-    <w:tblPr>
-      <w:tblInd w:w="0" w:type="dxa"/>
-      <w:tblCellMar>
-        <w:top w:w="0" w:type="dxa"/>
-        <w:left w:w="108" w:type="dxa"/>
-        <w:bottom w:w="0" w:type="dxa"/>
-        <w:right w:w="108" w:type="dxa"/>
-      </w:tblCellMar>
-    </w:tblPr>
-  </w:style>
-  <w:style w:type="numbering" w:default="1" w:styleId="NoList">
-    <w:name w:val="No List"/>
-    <w:uiPriority w:val="99"/>
-    <w:semiHidden/>
-    <w:unhideWhenUsed/>
-  </w:style>
-  <w:style w:type="character" w:styleId="IntenseEmphasis">
-    <w:name w:val="Intense Emphasis"/>
-    <w:basedOn w:val="DefaultParagraphFont"/>
-    <w:uiPriority w:val="6"/>
-    <w:unhideWhenUsed/>
-    <w:qFormat/>
-    <w:rPr>
-      <w:i/>
-      <w:iCs/>
-      <w:color w:val="833C0B" w:themeColor="accent2" w:themeShade="80"/>
-    </w:rPr>
-  </w:style>
-  <w:style w:type="paragraph" w:customStyle="1" w:styleId="6A9AD5E77D7ADE45830DD3E61AA58234">
-    <w:name w:val="6A9AD5E77D7ADE45830DD3E61AA58234"/>
-  </w:style>
-  <w:style w:type="paragraph" w:customStyle="1" w:styleId="DD3B78BE6C8F2B49BFE1EFF3F02A1682">
-    <w:name w:val="DD3B78BE6C8F2B49BFE1EFF3F02A1682"/>
-  </w:style>
-  <w:style w:type="paragraph" w:styleId="ListBullet">
-    <w:name w:val="List Bullet"/>
-    <w:basedOn w:val="Normal"/>
-    <w:uiPriority w:val="10"/>
-    <w:unhideWhenUsed/>
-    <w:qFormat/>
-    <w:rsid w:val="00FA71A8"/>
-    <w:pPr>
-      <w:numPr>
-        <w:numId w:val="1"/>
-      </w:numPr>
-      <w:spacing w:before="120" w:after="120" w:line="240" w:lineRule="exact"/>
-      <w:ind w:left="360"/>
-      <w:contextualSpacing/>
-    </w:pPr>
-    <w:rPr>
-      <w:color w:val="385623" w:themeColor="accent6" w:themeShade="80"/>
-      <w:sz w:val="20"/>
-      <w:szCs w:val="21"/>
-      <w:lang w:eastAsia="ja-JP"/>
-    </w:rPr>
-  </w:style>
-  <w:style w:type="paragraph" w:customStyle="1" w:styleId="43248279AC93614884300001716FC803">
-    <w:name w:val="43248279AC93614884300001716FC803"/>
-  </w:style>
-  <w:style w:type="paragraph" w:customStyle="1" w:styleId="2FF7E7F43D6A482A9F55B58080868454">
-    <w:name w:val="2FF7E7F43D6A482A9F55B58080868454"/>
-    <w:rsid w:val="00FA71A8"/>
-    <w:pPr>
-      <w:spacing w:after="160" w:line="259" w:lineRule="auto"/>
-    </w:pPr>
-    <w:rPr>
-      <w:sz w:val="22"/>
-      <w:szCs w:val="22"/>
-      <w:lang w:val="en-AU" w:eastAsia="en-AU"/>
-    </w:rPr>
-  </w:style>
-  <w:style w:type="paragraph" w:customStyle="1" w:styleId="ACC023D040C349CD8286B31134247F0B">
-    <w:name w:val="ACC023D040C349CD8286B31134247F0B"/>
-    <w:rsid w:val="00FA71A8"/>
-    <w:pPr>
-      <w:spacing w:after="160" w:line="259" w:lineRule="auto"/>
-    </w:pPr>
-    <w:rPr>
-      <w:sz w:val="22"/>
-      <w:szCs w:val="22"/>
-      <w:lang w:val="en-AU" w:eastAsia="en-AU"/>
-    </w:rPr>
-  </w:style>
-  <w:style w:type="paragraph" w:customStyle="1" w:styleId="DF1613FF6D854A24A6B0CC15BBF38F91">
-    <w:name w:val="DF1613FF6D854A24A6B0CC15BBF38F91"/>
-    <w:rsid w:val="00FA71A8"/>
-    <w:pPr>
-      <w:spacing w:after="160" w:line="259" w:lineRule="auto"/>
-    </w:pPr>
-    <w:rPr>
-      <w:sz w:val="22"/>
-      <w:szCs w:val="22"/>
-      <w:lang w:val="en-AU" w:eastAsia="en-AU"/>
-    </w:rPr>
-  </w:style>
-  <w:style w:type="paragraph" w:customStyle="1" w:styleId="3B618578C789424C9835CE5C1F2F5A3B">
-    <w:name w:val="3B618578C789424C9835CE5C1F2F5A3B"/>
-    <w:rsid w:val="00FA71A8"/>
-    <w:pPr>
-      <w:spacing w:after="160" w:line="259" w:lineRule="auto"/>
-    </w:pPr>
-    <w:rPr>
-      <w:sz w:val="22"/>
-      <w:szCs w:val="22"/>
-      <w:lang w:val="en-AU" w:eastAsia="en-AU"/>
-    </w:rPr>
-  </w:style>
-  <w:style w:type="paragraph" w:customStyle="1" w:styleId="BBFE1453206E4AF8A6AC7F9D30614BB8">
-    <w:name w:val="BBFE1453206E4AF8A6AC7F9D30614BB8"/>
-    <w:rsid w:val="00FA71A8"/>
-    <w:pPr>
-      <w:spacing w:after="160" w:line="259" w:lineRule="auto"/>
-    </w:pPr>
-    <w:rPr>
-      <w:sz w:val="22"/>
-      <w:szCs w:val="22"/>
-      <w:lang w:val="en-AU" w:eastAsia="en-AU"/>
-    </w:rPr>
-  </w:style>
-  <w:style w:type="paragraph" w:customStyle="1" w:styleId="5D048A01C76A4FFB944095D6D2FE6003">
-    <w:name w:val="5D048A01C76A4FFB944095D6D2FE6003"/>
-    <w:rsid w:val="00FA71A8"/>
-    <w:pPr>
-      <w:spacing w:after="160" w:line="259" w:lineRule="auto"/>
-    </w:pPr>
-    <w:rPr>
-      <w:sz w:val="22"/>
-      <w:szCs w:val="22"/>
-      <w:lang w:val="en-AU" w:eastAsia="en-AU"/>
-    </w:rPr>
-  </w:style>
-  <w:style w:type="paragraph" w:customStyle="1" w:styleId="AFB1E7A9D1A2492DBDEC616DD7253715">
-    <w:name w:val="AFB1E7A9D1A2492DBDEC616DD7253715"/>
-    <w:rsid w:val="00FA71A8"/>
-    <w:pPr>
-      <w:spacing w:after="160" w:line="259" w:lineRule="auto"/>
-    </w:pPr>
-    <w:rPr>
-      <w:sz w:val="22"/>
-      <w:szCs w:val="22"/>
-      <w:lang w:val="en-AU" w:eastAsia="en-AU"/>
-    </w:rPr>
-  </w:style>
-  <w:style w:type="paragraph" w:customStyle="1" w:styleId="A18A3D4D43314211B9DCBABB702AD362">
-    <w:name w:val="A18A3D4D43314211B9DCBABB702AD362"/>
-    <w:rsid w:val="00FA71A8"/>
-    <w:pPr>
-      <w:spacing w:after="160" w:line="259" w:lineRule="auto"/>
-    </w:pPr>
-    <w:rPr>
-      <w:sz w:val="22"/>
-      <w:szCs w:val="22"/>
-      <w:lang w:val="en-AU" w:eastAsia="en-AU"/>
-    </w:rPr>
-  </w:style>
-  <w:style w:type="paragraph" w:customStyle="1" w:styleId="B91D16E5340A48C6AFFED1C587BC2E28">
-    <w:name w:val="B91D16E5340A48C6AFFED1C587BC2E28"/>
-    <w:rsid w:val="00FA71A8"/>
-    <w:pPr>
-      <w:spacing w:after="160" w:line="259" w:lineRule="auto"/>
-    </w:pPr>
-    <w:rPr>
-      <w:sz w:val="22"/>
-      <w:szCs w:val="22"/>
-      <w:lang w:val="en-AU" w:eastAsia="en-AU"/>
-    </w:rPr>
-  </w:style>
-  <w:style w:type="paragraph" w:customStyle="1" w:styleId="59E5D7CF6C2D4295A665DB2418D2EB51">
-    <w:name w:val="59E5D7CF6C2D4295A665DB2418D2EB51"/>
-    <w:rsid w:val="00FA71A8"/>
-    <w:pPr>
-      <w:spacing w:after="160" w:line="259" w:lineRule="auto"/>
-    </w:pPr>
-    <w:rPr>
-      <w:sz w:val="22"/>
-      <w:szCs w:val="22"/>
-      <w:lang w:val="en-AU" w:eastAsia="en-AU"/>
-    </w:rPr>
-  </w:style>
-  <w:style w:type="character" w:styleId="PlaceholderText">
-    <w:name w:val="Placeholder Text"/>
-    <w:basedOn w:val="DefaultParagraphFont"/>
-    <w:uiPriority w:val="99"/>
-    <w:semiHidden/>
-    <w:qFormat/>
-    <w:rsid w:val="00FA71A8"/>
-    <w:rPr>
-      <w:color w:val="808080"/>
-    </w:rPr>
-  </w:style>
-  <w:style w:type="paragraph" w:styleId="BodyText3">
-    <w:name w:val="Body Text 3"/>
-    <w:basedOn w:val="Normal"/>
-    <w:link w:val="BodyText3Char"/>
-    <w:uiPriority w:val="99"/>
-    <w:semiHidden/>
-    <w:unhideWhenUsed/>
-    <w:rsid w:val="00FA71A8"/>
-    <w:pPr>
-      <w:spacing w:before="40" w:after="120" w:line="260" w:lineRule="exact"/>
-    </w:pPr>
-    <w:rPr>
-      <w:color w:val="385623" w:themeColor="accent6" w:themeShade="80"/>
-      <w:sz w:val="20"/>
-      <w:szCs w:val="16"/>
-      <w:lang w:eastAsia="ja-JP"/>
-    </w:rPr>
-  </w:style>
-  <w:style w:type="character" w:customStyle="1" w:styleId="BodyText3Char">
-    <w:name w:val="Body Text 3 Char"/>
-    <w:basedOn w:val="DefaultParagraphFont"/>
-    <w:link w:val="BodyText3"/>
-    <w:uiPriority w:val="99"/>
-    <w:semiHidden/>
-    <w:rsid w:val="00FA71A8"/>
-    <w:rPr>
-      <w:color w:val="385623" w:themeColor="accent6" w:themeShade="80"/>
-      <w:sz w:val="20"/>
-      <w:szCs w:val="16"/>
-      <w:lang w:eastAsia="ja-JP"/>
-    </w:rPr>
-  </w:style>
-  <w:style w:type="paragraph" w:customStyle="1" w:styleId="F551450F79CA40F8968A5A8C6A70B8861">
-    <w:name w:val="F551450F79CA40F8968A5A8C6A70B8861"/>
-    <w:rsid w:val="00FA71A8"/>
-    <w:pPr>
-      <w:spacing w:before="40" w:after="40" w:line="260" w:lineRule="exact"/>
-    </w:pPr>
-    <w:rPr>
-      <w:color w:val="385623" w:themeColor="accent6" w:themeShade="80"/>
-      <w:sz w:val="20"/>
-      <w:szCs w:val="21"/>
-      <w:lang w:eastAsia="ja-JP"/>
-    </w:rPr>
-  </w:style>
-  <w:style w:type="paragraph" w:customStyle="1" w:styleId="BEAC9F07CE1E477283BD9D9D64E6895E">
-    <w:name w:val="BEAC9F07CE1E477283BD9D9D64E6895E"/>
-    <w:rsid w:val="00FA71A8"/>
-    <w:pPr>
-      <w:spacing w:after="160" w:line="259" w:lineRule="auto"/>
-    </w:pPr>
-    <w:rPr>
-      <w:sz w:val="22"/>
-      <w:szCs w:val="22"/>
-      <w:lang w:val="en-AU" w:eastAsia="en-AU"/>
-    </w:rPr>
-  </w:style>
-  <w:style w:type="paragraph" w:customStyle="1" w:styleId="8F647F77CE6D4BD6B1E320F65DB80929">
-    <w:name w:val="8F647F77CE6D4BD6B1E320F65DB80929"/>
-    <w:rsid w:val="00FA71A8"/>
-    <w:pPr>
-      <w:spacing w:after="160" w:line="259" w:lineRule="auto"/>
-    </w:pPr>
-    <w:rPr>
-      <w:sz w:val="22"/>
-      <w:szCs w:val="22"/>
-      <w:lang w:val="en-AU" w:eastAsia="en-AU"/>
-    </w:rPr>
-  </w:style>
-  <w:style w:type="paragraph" w:customStyle="1" w:styleId="F39B0B9735C741F4BBF33571BC2781E2">
-    <w:name w:val="F39B0B9735C741F4BBF33571BC2781E2"/>
-    <w:rsid w:val="00FA71A8"/>
-    <w:pPr>
-      <w:spacing w:after="160" w:line="259" w:lineRule="auto"/>
-    </w:pPr>
-    <w:rPr>
-      <w:sz w:val="22"/>
-      <w:szCs w:val="22"/>
-      <w:lang w:val="en-AU" w:eastAsia="en-AU"/>
-    </w:rPr>
-  </w:style>
-  <w:style w:type="paragraph" w:customStyle="1" w:styleId="0E0CB190764A491690CD19E09DB8EFC1">
-    <w:name w:val="0E0CB190764A491690CD19E09DB8EFC1"/>
-    <w:rsid w:val="00FA71A8"/>
-    <w:pPr>
-      <w:spacing w:after="160" w:line="259" w:lineRule="auto"/>
-    </w:pPr>
-    <w:rPr>
-      <w:sz w:val="22"/>
-      <w:szCs w:val="22"/>
-      <w:lang w:val="en-AU" w:eastAsia="en-AU"/>
-    </w:rPr>
-  </w:style>
-  <w:style w:type="paragraph" w:customStyle="1" w:styleId="5FBB06E678D54653B6F2247C2B4E0804">
-    <w:name w:val="5FBB06E678D54653B6F2247C2B4E0804"/>
-    <w:rsid w:val="00FA71A8"/>
-    <w:pPr>
-      <w:spacing w:after="160" w:line="259" w:lineRule="auto"/>
-    </w:pPr>
-    <w:rPr>
-      <w:sz w:val="22"/>
-      <w:szCs w:val="22"/>
-      <w:lang w:val="en-AU" w:eastAsia="en-AU"/>
-    </w:rPr>
-  </w:style>
-  <w:style w:type="paragraph" w:customStyle="1" w:styleId="95CE5F494C694725B6124712AEBD440D">
-    <w:name w:val="95CE5F494C694725B6124712AEBD440D"/>
-    <w:rsid w:val="00FA71A8"/>
-    <w:pPr>
-      <w:spacing w:after="160" w:line="259" w:lineRule="auto"/>
-    </w:pPr>
-    <w:rPr>
-      <w:sz w:val="22"/>
-      <w:szCs w:val="22"/>
-      <w:lang w:val="en-AU" w:eastAsia="en-AU"/>
-    </w:rPr>
-  </w:style>
-  <w:style w:type="paragraph" w:customStyle="1" w:styleId="C43DA7F8C4FE477FB843308457BBD65D">
-    <w:name w:val="C43DA7F8C4FE477FB843308457BBD65D"/>
-    <w:rsid w:val="00FA71A8"/>
-    <w:pPr>
-      <w:spacing w:after="160" w:line="259" w:lineRule="auto"/>
-    </w:pPr>
-    <w:rPr>
-      <w:sz w:val="22"/>
-      <w:szCs w:val="22"/>
-      <w:lang w:val="en-AU" w:eastAsia="en-AU"/>
-    </w:rPr>
-  </w:style>
-  <w:style w:type="paragraph" w:customStyle="1" w:styleId="F7DEB40A20924CA9862FE84DA3EECFFA">
-    <w:name w:val="F7DEB40A20924CA9862FE84DA3EECFFA"/>
-    <w:rsid w:val="00FA71A8"/>
-    <w:pPr>
-      <w:spacing w:after="160" w:line="259" w:lineRule="auto"/>
-    </w:pPr>
-    <w:rPr>
-      <w:sz w:val="22"/>
-      <w:szCs w:val="22"/>
-      <w:lang w:val="en-AU" w:eastAsia="en-AU"/>
-    </w:rPr>
-  </w:style>
-</w:styles>
-</file>
-
-<file path=word/glossary/webSettings2.xml><?xml version="1.0" encoding="utf-8"?>
-<w:webSettings xmlns:mc="http://schemas.openxmlformats.org/markup-compatibility/2006" xmlns:r="http://schemas.openxmlformats.org/officeDocument/2006/relationships" xmlns:w="http://schemas.openxmlformats.org/wordprocessingml/2006/main" xmlns:w14="http://schemas.microsoft.com/office/word/2010/wordml" xmlns:w15="http://schemas.microsoft.com/office/word/2012/wordml" xmlns:w16cex="http://schemas.microsoft.com/office/word/2018/wordml/cex" xmlns:w16cid="http://schemas.microsoft.com/office/word/2016/wordml/cid" xmlns:w16="http://schemas.microsoft.com/office/word/2018/wordml" xmlns:w16sdtdh="http://schemas.microsoft.com/office/word/2020/wordml/sdtdatahash" xmlns:w16se="http://schemas.microsoft.com/office/word/2015/wordml/symex" mc:Ignorable="w14 w15 w16se w16cid w16 w16cex w16sdtdh">
-  <w:optimizeForBrowser/>
-  <w:allowPNG/>
-</w:webSettings>
-</file>
-
 <file path=word/theme/theme11.xml><?xml version="1.0" encoding="utf-8"?>
 <a:theme xmlns:a="http://schemas.openxmlformats.org/drawingml/2006/main" name="PTA Agenda">
   <a:themeElements>
@@ -29679,347 +27841,6 @@
 </a:theme>
 </file>
 
-<file path=customXml/item13.xml><?xml version="1.0" encoding="utf-8"?>
-<ct:contentTypeSchema xmlns:ct="http://schemas.microsoft.com/office/2006/metadata/contentType" xmlns:ma="http://schemas.microsoft.com/office/2006/metadata/properties/metaAttributes" ct:_="" ma:_="" ma:contentTypeName="Document" ma:contentTypeID="0x01010079F111ED35F8CC479449609E8A0923A6" ma:contentTypeVersion="26" ma:contentTypeDescription="Create a new document." ma:contentTypeScope="" ma:versionID="ac37c1753acd5e330d2062ccec26ea66">
-  <xsd:schema xmlns:xsd="http://www.w3.org/2001/XMLSchema" xmlns:xs="http://www.w3.org/2001/XMLSchema" xmlns:p="http://schemas.microsoft.com/office/2006/metadata/properties" xmlns:ns1="http://schemas.microsoft.com/sharepoint/v3" xmlns:ns2="71af3243-3dd4-4a8d-8c0d-dd76da1f02a5" xmlns:ns3="16c05727-aa75-4e4a-9b5f-8a80a1165891" xmlns:ns4="230e9df3-be65-4c73-a93b-d1236ebd677e" targetNamespace="http://schemas.microsoft.com/office/2006/metadata/properties" ma:root="true" ma:fieldsID="3b340c7101c92c5120abd06486f94548" ns1:_="" ns2:_="" ns3:_="" ns4:_="">
-    <xsd:import namespace="http://schemas.microsoft.com/sharepoint/v3"/>
-    <xsd:import namespace="71af3243-3dd4-4a8d-8c0d-dd76da1f02a5"/>
-    <xsd:import namespace="16c05727-aa75-4e4a-9b5f-8a80a1165891"/>
-    <xsd:import namespace="230e9df3-be65-4c73-a93b-d1236ebd677e"/>
-    <xsd:element name="properties">
-      <xsd:complexType>
-        <xsd:sequence>
-          <xsd:element name="documentManagement">
-            <xsd:complexType>
-              <xsd:all>
-                <xsd:element ref="ns2:Status" minOccurs="0"/>
-                <xsd:element ref="ns2:Image" minOccurs="0"/>
-                <xsd:element ref="ns2:MediaServiceMetadata" minOccurs="0"/>
-                <xsd:element ref="ns2:MediaServiceFastMetadata" minOccurs="0"/>
-                <xsd:element ref="ns2:MediaServiceOCR" minOccurs="0"/>
-                <xsd:element ref="ns2:MediaServiceAutoTags" minOccurs="0"/>
-                <xsd:element ref="ns2:MediaServiceEventHashCode" minOccurs="0"/>
-                <xsd:element ref="ns2:MediaServiceGenerationTime" minOccurs="0"/>
-                <xsd:element ref="ns3:SharedWithUsers" minOccurs="0"/>
-                <xsd:element ref="ns3:SharedWithDetails" minOccurs="0"/>
-                <xsd:element ref="ns2:MediaServiceAutoKeyPoints" minOccurs="0"/>
-                <xsd:element ref="ns2:MediaServiceKeyPoints" minOccurs="0"/>
-                <xsd:element ref="ns2:MediaServiceDateTaken" minOccurs="0"/>
-                <xsd:element ref="ns1:_ip_UnifiedCompliancePolicyProperties" minOccurs="0"/>
-                <xsd:element ref="ns1:_ip_UnifiedCompliancePolicyUIAction" minOccurs="0"/>
-                <xsd:element ref="ns4:TaxCatchAll" minOccurs="0"/>
-                <xsd:element ref="ns2:ImageTagsTaxHTField" minOccurs="0"/>
-                <xsd:element ref="ns2:MediaServiceLocation" minOccurs="0"/>
-                <xsd:element ref="ns2:MediaLengthInSeconds" minOccurs="0"/>
-                <xsd:element ref="ns2:Background" minOccurs="0"/>
-                <xsd:element ref="ns2:MediaServiceSearchProperties" minOccurs="0"/>
-                <xsd:element ref="ns2:MediaServiceDocTags" minOccurs="0"/>
-              </xsd:all>
-            </xsd:complexType>
-          </xsd:element>
-        </xsd:sequence>
-      </xsd:complexType>
-    </xsd:element>
-  </xsd:schema>
-  <xsd:schema xmlns:xsd="http://www.w3.org/2001/XMLSchema" xmlns:xs="http://www.w3.org/2001/XMLSchema" xmlns:dms="http://schemas.microsoft.com/office/2006/documentManagement/types" xmlns:pc="http://schemas.microsoft.com/office/infopath/2007/PartnerControls" targetNamespace="http://schemas.microsoft.com/sharepoint/v3" elementFormDefault="qualified">
-    <xsd:import namespace="http://schemas.microsoft.com/office/2006/documentManagement/types"/>
-    <xsd:import namespace="http://schemas.microsoft.com/office/infopath/2007/PartnerControls"/>
-    <xsd:element name="_ip_UnifiedCompliancePolicyProperties" ma:index="20" nillable="true" ma:displayName="Unified Compliance Policy Properties" ma:hidden="true" ma:internalName="_ip_UnifiedCompliancePolicyProperties" ma:readOnly="false">
-      <xsd:simpleType>
-        <xsd:restriction base="dms:Note"/>
-      </xsd:simpleType>
-    </xsd:element>
-    <xsd:element name="_ip_UnifiedCompliancePolicyUIAction" ma:index="21" nillable="true" ma:displayName="Unified Compliance Policy UI Action" ma:hidden="true" ma:internalName="_ip_UnifiedCompliancePolicyUIAction" ma:readOnly="false">
-      <xsd:simpleType>
-        <xsd:restriction base="dms:Text"/>
-      </xsd:simpleType>
-    </xsd:element>
-  </xsd:schema>
-  <xsd:schema xmlns:xsd="http://www.w3.org/2001/XMLSchema" xmlns:xs="http://www.w3.org/2001/XMLSchema" xmlns:dms="http://schemas.microsoft.com/office/2006/documentManagement/types" xmlns:pc="http://schemas.microsoft.com/office/infopath/2007/PartnerControls" targetNamespace="71af3243-3dd4-4a8d-8c0d-dd76da1f02a5" elementFormDefault="qualified">
-    <xsd:import namespace="http://schemas.microsoft.com/office/2006/documentManagement/types"/>
-    <xsd:import namespace="http://schemas.microsoft.com/office/infopath/2007/PartnerControls"/>
-    <xsd:element name="Status" ma:index="2" nillable="true" ma:displayName="Status" ma:default="Not started" ma:format="Dropdown" ma:internalName="Status" ma:readOnly="false">
-      <xsd:simpleType>
-        <xsd:restriction base="dms:Choice">
-          <xsd:enumeration value="Not started"/>
-          <xsd:enumeration value="In Progress"/>
-          <xsd:enumeration value="Completed"/>
-        </xsd:restriction>
-      </xsd:simpleType>
-    </xsd:element>
-    <xsd:element name="Image" ma:index="3" nillable="true" ma:displayName="Image" ma:format="Image" ma:internalName="Image" ma:readOnly="false">
-      <xsd:complexType>
-        <xsd:complexContent>
-          <xsd:extension base="dms:URL">
-            <xsd:sequence>
-              <xsd:element name="Url" type="dms:ValidUrl" minOccurs="0" nillable="true"/>
-              <xsd:element name="Description" type="xsd:string" nillable="true"/>
-            </xsd:sequence>
-          </xsd:extension>
-        </xsd:complexContent>
-      </xsd:complexType>
-    </xsd:element>
-    <xsd:element name="MediaServiceMetadata" ma:index="8" nillable="true" ma:displayName="MediaServiceMetadata" ma:hidden="true" ma:internalName="MediaServiceMetadata" ma:readOnly="true">
-      <xsd:simpleType>
-        <xsd:restriction base="dms:Note"/>
-      </xsd:simpleType>
-    </xsd:element>
-    <xsd:element name="MediaServiceFastMetadata" ma:index="9" nillable="true" ma:displayName="MediaServiceFastMetadata" ma:hidden="true" ma:internalName="MediaServiceFastMetadata" ma:readOnly="true">
-      <xsd:simpleType>
-        <xsd:restriction base="dms:Note"/>
-      </xsd:simpleType>
-    </xsd:element>
-    <xsd:element name="MediaServiceOCR" ma:index="10" nillable="true" ma:displayName="MediaServiceOCR" ma:hidden="true" ma:internalName="MediaServiceOCR" ma:readOnly="true">
-      <xsd:simpleType>
-        <xsd:restriction base="dms:Note"/>
-      </xsd:simpleType>
-    </xsd:element>
-    <xsd:element name="MediaServiceAutoTags" ma:index="11" nillable="true" ma:displayName="MediaServiceAutoTags" ma:hidden="true" ma:internalName="MediaServiceAutoTags" ma:readOnly="true">
-      <xsd:simpleType>
-        <xsd:restriction base="dms:Text"/>
-      </xsd:simpleType>
-    </xsd:element>
-    <xsd:element name="MediaServiceEventHashCode" ma:index="12" nillable="true" ma:displayName="MediaServiceEventHashCode" ma:hidden="true" ma:internalName="MediaServiceEventHashCode" ma:readOnly="true">
-      <xsd:simpleType>
-        <xsd:restriction base="dms:Text"/>
-      </xsd:simpleType>
-    </xsd:element>
-    <xsd:element name="MediaServiceGenerationTime" ma:index="13" nillable="true" ma:displayName="MediaServiceGenerationTime" ma:hidden="true" ma:internalName="MediaServiceGenerationTime" ma:readOnly="true">
-      <xsd:simpleType>
-        <xsd:restriction base="dms:Text"/>
-      </xsd:simpleType>
-    </xsd:element>
-    <xsd:element name="MediaServiceAutoKeyPoints" ma:index="16" nillable="true" ma:displayName="MediaServiceAutoKeyPoints" ma:hidden="true" ma:internalName="MediaServiceAutoKeyPoints" ma:readOnly="true">
-      <xsd:simpleType>
-        <xsd:restriction base="dms:Note"/>
-      </xsd:simpleType>
-    </xsd:element>
-    <xsd:element name="MediaServiceKeyPoints" ma:index="17" nillable="true" ma:displayName="KeyPoints" ma:hidden="true" ma:internalName="MediaServiceKeyPoints" ma:readOnly="false">
-      <xsd:simpleType>
-        <xsd:restriction base="dms:Note"/>
-      </xsd:simpleType>
-    </xsd:element>
-    <xsd:element name="MediaServiceDateTaken" ma:index="18" nillable="true" ma:displayName="MediaServiceDateTaken" ma:hidden="true" ma:internalName="MediaServiceDateTaken" ma:readOnly="true">
-      <xsd:simpleType>
-        <xsd:restriction base="dms:Text"/>
-      </xsd:simpleType>
-    </xsd:element>
-    <xsd:element name="ImageTagsTaxHTField" ma:index="25" nillable="true" ma:taxonomy="true" ma:internalName="ImageTagsTaxHTField" ma:taxonomyFieldName="MediaServiceImageTags" ma:displayName="Image Tags" ma:readOnly="false" ma:fieldId="{5cf76f15-5ced-4ddc-b409-7134ff3c332f}" ma:taxonomyMulti="true" ma:sspId="e385fb40-52d4-4fae-9c5b-3e8ff8a5878e" ma:termSetId="09814cd3-568e-fe90-9814-8d621ff8fb84" ma:anchorId="fba54fb3-c3e1-fe81-a776-ca4b69148c4d" ma:open="true" ma:isKeyword="false">
-      <xsd:complexType>
-        <xsd:sequence>
-          <xsd:element ref="pc:Terms" minOccurs="0" maxOccurs="1"/>
-        </xsd:sequence>
-      </xsd:complexType>
-    </xsd:element>
-    <xsd:element name="MediaServiceLocation" ma:index="26" nillable="true" ma:displayName="Location" ma:hidden="true" ma:internalName="MediaServiceLocation" ma:readOnly="true">
-      <xsd:simpleType>
-        <xsd:restriction base="dms:Text"/>
-      </xsd:simpleType>
-    </xsd:element>
-    <xsd:element name="MediaLengthInSeconds" ma:index="27" nillable="true" ma:displayName="MediaLengthInSeconds" ma:hidden="true" ma:internalName="MediaLengthInSeconds" ma:readOnly="true">
-      <xsd:simpleType>
-        <xsd:restriction base="dms:Unknown"/>
-      </xsd:simpleType>
-    </xsd:element>
-    <xsd:element name="Background" ma:index="28" nillable="true" ma:displayName="Background" ma:default="0" ma:format="Dropdown" ma:internalName="Background">
-      <xsd:simpleType>
-        <xsd:restriction base="dms:Boolean"/>
-      </xsd:simpleType>
-    </xsd:element>
-    <xsd:element name="MediaServiceSearchProperties" ma:index="29" nillable="true" ma:displayName="MediaServiceSearchProperties" ma:hidden="true" ma:internalName="MediaServiceSearchProperties" ma:readOnly="true">
-      <xsd:simpleType>
-        <xsd:restriction base="dms:Note"/>
-      </xsd:simpleType>
-    </xsd:element>
-    <xsd:element name="MediaServiceDocTags" ma:index="30" nillable="true" ma:displayName="MediaServiceDocTags" ma:hidden="true" ma:internalName="MediaServiceDocTags" ma:readOnly="true">
-      <xsd:simpleType>
-        <xsd:restriction base="dms:Note"/>
-      </xsd:simpleType>
-    </xsd:element>
-  </xsd:schema>
-  <xsd:schema xmlns:xsd="http://www.w3.org/2001/XMLSchema" xmlns:xs="http://www.w3.org/2001/XMLSchema" xmlns:dms="http://schemas.microsoft.com/office/2006/documentManagement/types" xmlns:pc="http://schemas.microsoft.com/office/infopath/2007/PartnerControls" targetNamespace="16c05727-aa75-4e4a-9b5f-8a80a1165891" elementFormDefault="qualified">
-    <xsd:import namespace="http://schemas.microsoft.com/office/2006/documentManagement/types"/>
-    <xsd:import namespace="http://schemas.microsoft.com/office/infopath/2007/PartnerControls"/>
-    <xsd:element name="SharedWithUsers" ma:index="14" nillable="true" ma:displayName="Shared With" ma:hidden="true" ma:internalName="SharedWithUsers" ma:readOnly="true">
-      <xsd:complexType>
-        <xsd:complexContent>
-          <xsd:extension base="dms:UserMulti">
-            <xsd:sequence>
-              <xsd:element name="UserInfo" minOccurs="0" maxOccurs="unbounded">
-                <xsd:complexType>
-                  <xsd:sequence>
-                    <xsd:element name="DisplayName" type="xsd:string" minOccurs="0"/>
-                    <xsd:element name="AccountId" type="dms:UserId" minOccurs="0" nillable="true"/>
-                    <xsd:element name="AccountType" type="xsd:string" minOccurs="0"/>
-                  </xsd:sequence>
-                </xsd:complexType>
-              </xsd:element>
-            </xsd:sequence>
-          </xsd:extension>
-        </xsd:complexContent>
-      </xsd:complexType>
-    </xsd:element>
-    <xsd:element name="SharedWithDetails" ma:index="15" nillable="true" ma:displayName="Shared With Details" ma:hidden="true" ma:internalName="SharedWithDetails" ma:readOnly="true">
-      <xsd:simpleType>
-        <xsd:restriction base="dms:Note"/>
-      </xsd:simpleType>
-    </xsd:element>
-  </xsd:schema>
-  <xsd:schema xmlns:xsd="http://www.w3.org/2001/XMLSchema" xmlns:xs="http://www.w3.org/2001/XMLSchema" xmlns:dms="http://schemas.microsoft.com/office/2006/documentManagement/types" xmlns:pc="http://schemas.microsoft.com/office/infopath/2007/PartnerControls" targetNamespace="230e9df3-be65-4c73-a93b-d1236ebd677e" elementFormDefault="qualified">
-    <xsd:import namespace="http://schemas.microsoft.com/office/2006/documentManagement/types"/>
-    <xsd:import namespace="http://schemas.microsoft.com/office/infopath/2007/PartnerControls"/>
-    <xsd:element name="TaxCatchAll" ma:index="23" nillable="true" ma:displayName="Taxonomy Catch All Column" ma:hidden="true" ma:list="{3f6bfcbc-3db3-4ae6-bd76-326f0798ad28}" ma:internalName="TaxCatchAll" ma:readOnly="false" ma:showField="CatchAllData" ma:web="16c05727-aa75-4e4a-9b5f-8a80a1165891">
-      <xsd:complexType>
-        <xsd:complexContent>
-          <xsd:extension base="dms:MultiChoiceLookup">
-            <xsd:sequence>
-              <xsd:element name="Value" type="dms:Lookup" maxOccurs="unbounded" minOccurs="0" nillable="true"/>
-            </xsd:sequence>
-          </xsd:extension>
-        </xsd:complexContent>
-      </xsd:complexType>
-    </xsd:element>
-  </xsd:schema>
-  <xsd:schema xmlns="http://schemas.openxmlformats.org/package/2006/metadata/core-properties" xmlns:xsd="http://www.w3.org/2001/XMLSchema" xmlns:xsi="http://www.w3.org/2001/XMLSchema-instance" xmlns:dc="http://purl.org/dc/elements/1.1/" xmlns:dcterms="http://purl.org/dc/terms/" xmlns:odoc="http://schemas.microsoft.com/internal/obd" targetNamespace="http://schemas.openxmlformats.org/package/2006/metadata/core-properties" elementFormDefault="qualified" attributeFormDefault="unqualified" blockDefault="#all">
-    <xsd:import namespace="http://purl.org/dc/elements/1.1/" schemaLocation="http://dublincore.org/schemas/xmls/qdc/2003/04/02/dc.xsd"/>
-    <xsd:import namespace="http://purl.org/dc/terms/" schemaLocation="http://dublincore.org/schemas/xmls/qdc/2003/04/02/dcterms.xsd"/>
-    <xsd:element name="coreProperties" type="CT_coreProperties"/>
-    <xsd:complexType name="CT_coreProperties">
-      <xsd:all>
-        <xsd:element ref="dc:creator" minOccurs="0" maxOccurs="1"/>
-        <xsd:element ref="dcterms:created" minOccurs="0" maxOccurs="1"/>
-        <xsd:element ref="dc:identifier" minOccurs="0" maxOccurs="1"/>
-        <xsd:element name="contentType" minOccurs="0" maxOccurs="1" type="xsd:string" ma:displayName="Content Type"/>
-        <xsd:element ref="dc:title" minOccurs="0" maxOccurs="1" ma:index="1" ma:displayName="Title"/>
-        <xsd:element ref="dc:subject" minOccurs="0" maxOccurs="1"/>
-        <xsd:element ref="dc:description" minOccurs="0" maxOccurs="1"/>
-        <xsd:element name="keywords" minOccurs="0" maxOccurs="1" type="xsd:string"/>
-        <xsd:element ref="dc:language" minOccurs="0" maxOccurs="1"/>
-        <xsd:element name="category" minOccurs="0" maxOccurs="1" type="xsd:string"/>
-        <xsd:element name="version" minOccurs="0" maxOccurs="1" type="xsd:string"/>
-        <xsd:element name="revision" minOccurs="0" maxOccurs="1" type="xsd:string">
-          <xsd:annotation>
-            <xsd:documentation>
-                        This value indicates the number of saves or revisions. The application is responsible for updating this value after each revision.
-                    </xsd:documentation>
-          </xsd:annotation>
-        </xsd:element>
-        <xsd:element name="lastModifiedBy" minOccurs="0" maxOccurs="1" type="xsd:string"/>
-        <xsd:element ref="dcterms:modified" minOccurs="0" maxOccurs="1"/>
-        <xsd:element name="contentStatus" minOccurs="0" maxOccurs="1" type="xsd:string"/>
-      </xsd:all>
-    </xsd:complexType>
-  </xsd:schema>
-  <xs:schema xmlns:pc="http://schemas.microsoft.com/office/infopath/2007/PartnerControls" xmlns:xs="http://www.w3.org/2001/XMLSchema" targetNamespace="http://schemas.microsoft.com/office/infopath/2007/PartnerControls" elementFormDefault="qualified" attributeFormDefault="unqualified">
-    <xs:element name="Person">
-      <xs:complexType>
-        <xs:sequence>
-          <xs:element ref="pc:DisplayName" minOccurs="0"/>
-          <xs:element ref="pc:AccountId" minOccurs="0"/>
-          <xs:element ref="pc:AccountType" minOccurs="0"/>
-        </xs:sequence>
-      </xs:complexType>
-    </xs:element>
-    <xs:element name="DisplayName" type="xs:string"/>
-    <xs:element name="AccountId" type="xs:string"/>
-    <xs:element name="AccountType" type="xs:string"/>
-    <xs:element name="BDCAssociatedEntity">
-      <xs:complexType>
-        <xs:sequence>
-          <xs:element ref="pc:BDCEntity" minOccurs="0" maxOccurs="unbounded"/>
-        </xs:sequence>
-        <xs:attribute ref="pc:EntityNamespace"/>
-        <xs:attribute ref="pc:EntityName"/>
-        <xs:attribute ref="pc:SystemInstanceName"/>
-        <xs:attribute ref="pc:AssociationName"/>
-      </xs:complexType>
-    </xs:element>
-    <xs:attribute name="EntityNamespace" type="xs:string"/>
-    <xs:attribute name="EntityName" type="xs:string"/>
-    <xs:attribute name="SystemInstanceName" type="xs:string"/>
-    <xs:attribute name="AssociationName" type="xs:string"/>
-    <xs:element name="BDCEntity">
-      <xs:complexType>
-        <xs:sequence>
-          <xs:element ref="pc:EntityDisplayName" minOccurs="0"/>
-          <xs:element ref="pc:EntityInstanceReference" minOccurs="0"/>
-          <xs:element ref="pc:EntityId1" minOccurs="0"/>
-          <xs:element ref="pc:EntityId2" minOccurs="0"/>
-          <xs:element ref="pc:EntityId3" minOccurs="0"/>
-          <xs:element ref="pc:EntityId4" minOccurs="0"/>
-          <xs:element ref="pc:EntityId5" minOccurs="0"/>
-        </xs:sequence>
-      </xs:complexType>
-    </xs:element>
-    <xs:element name="EntityDisplayName" type="xs:string"/>
-    <xs:element name="EntityInstanceReference" type="xs:string"/>
-    <xs:element name="EntityId1" type="xs:string"/>
-    <xs:element name="EntityId2" type="xs:string"/>
-    <xs:element name="EntityId3" type="xs:string"/>
-    <xs:element name="EntityId4" type="xs:string"/>
-    <xs:element name="EntityId5" type="xs:string"/>
-    <xs:element name="Terms">
-      <xs:complexType>
-        <xs:sequence>
-          <xs:element ref="pc:TermInfo" minOccurs="0" maxOccurs="unbounded"/>
-        </xs:sequence>
-      </xs:complexType>
-    </xs:element>
-    <xs:element name="TermInfo">
-      <xs:complexType>
-        <xs:sequence>
-          <xs:element ref="pc:TermName" minOccurs="0"/>
-          <xs:element ref="pc:TermId" minOccurs="0"/>
-        </xs:sequence>
-      </xs:complexType>
-    </xs:element>
-    <xs:element name="TermName" type="xs:string"/>
-    <xs:element name="TermId" type="xs:string"/>
-  </xs:schema>
-</ct:contentTypeSchema>
-</file>
-
-<file path=customXml/item22.xml><?xml version="1.0" encoding="utf-8"?>
-<?mso-contentType ?>
-<FormTemplates xmlns="http://schemas.microsoft.com/sharepoint/v3/contenttype/forms">
-  <Display>DocumentLibraryForm</Display>
-  <Edit>DocumentLibraryForm</Edit>
-  <New>DocumentLibraryForm</New>
-</FormTemplates>
-</file>
-
-<file path=customXml/item3.xml><?xml version="1.0" encoding="utf-8"?>
-<p:properties xmlns:p="http://schemas.microsoft.com/office/2006/metadata/properties" xmlns:xsi="http://www.w3.org/2001/XMLSchema-instance" xmlns:pc="http://schemas.microsoft.com/office/infopath/2007/PartnerControls">
-  <documentManagement>
-    <_ip_UnifiedCompliancePolicyUIAction xmlns="http://schemas.microsoft.com/sharepoint/v3" xsi:nil="true"/>
-    <Image xmlns="71af3243-3dd4-4a8d-8c0d-dd76da1f02a5">
-      <Url xsi:nil="true"/>
-      <Description xsi:nil="true"/>
-    </Image>
-    <Status xmlns="71af3243-3dd4-4a8d-8c0d-dd76da1f02a5">Not started</Status>
-    <Background xmlns="71af3243-3dd4-4a8d-8c0d-dd76da1f02a5">false</Background>
-    <_ip_UnifiedCompliancePolicyProperties xmlns="http://schemas.microsoft.com/sharepoint/v3" xsi:nil="true"/>
-    <ImageTagsTaxHTField xmlns="71af3243-3dd4-4a8d-8c0d-dd76da1f02a5">
-      <Terms xmlns="http://schemas.microsoft.com/office/infopath/2007/PartnerControls"/>
-    </ImageTagsTaxHTField>
-    <TaxCatchAll xmlns="230e9df3-be65-4c73-a93b-d1236ebd677e" xsi:nil="true"/>
-    <MediaServiceKeyPoints xmlns="71af3243-3dd4-4a8d-8c0d-dd76da1f02a5" xsi:nil="true"/>
-  </documentManagement>
-</p:properties>
-</file>
-
-<file path=customXml/itemProps13.xml><?xml version="1.0" encoding="utf-8"?>
-<ds:datastoreItem xmlns:ds="http://schemas.openxmlformats.org/officeDocument/2006/customXml" ds:itemID="{B9E504BE-1F01-4927-BC3A-1F80216E278D}"/>
-</file>
-
-<file path=customXml/itemProps22.xml><?xml version="1.0" encoding="utf-8"?>
-<ds:datastoreItem xmlns:ds="http://schemas.openxmlformats.org/officeDocument/2006/customXml" ds:itemID="{63FA9EE8-ADAB-465D-AC78-5B784F055018}"/>
-</file>
-
-<file path=customXml/itemProps31.xml><?xml version="1.0" encoding="utf-8"?>
-<ds:datastoreItem xmlns:ds="http://schemas.openxmlformats.org/officeDocument/2006/customXml" ds:itemID="{9DA75F9C-5AB6-4A82-BAC4-FAD539D49346}"/>
-</file>
-
 <file path=docMetadata/LabelInfo.xml><?xml version="1.0" encoding="utf-8"?>
 <clbl:labelList xmlns:clbl="http://schemas.microsoft.com/office/2020/mipLabelMetadata"/>
 </file>